--- a/pr-preview/pr-366/correlation-regression-handout-tracked-changes.docx
+++ b/pr-preview/pr-366/correlation-regression-handout-tracked-changes.docx
@@ -16,7 +16,7 @@
       </w:pPr>
       <w:del w:id="1" w:author="PR Preview" w:date="2026-01-01T00:00:00Z">
         <w:r>
-          <w:delText xml:space="preserve">Last modified: 2026-10-19 01:04:06 (PDT)</w:delText>
+          <w:delText xml:space="preserve">Last modified: 2026-10-19 09:39:54 (PDT)</w:delText>
         </w:r>
       </w:del>
     </w:p>
@@ -26,7 +26,7 @@
       </w:pPr>
       <w:ins w:id="2" w:author="PR Preview" w:date="2026-01-01T00:00:00Z">
         <w:r>
-          <w:t xml:space="preserve">Last modified: 2026-10-19 01:09:03 (PDT)</w:t>
+          <w:t xml:space="preserve">Last modified: 2026-10-19 09:45:06 (PDT)</w:t>
         </w:r>
       </w:ins>
     </w:p>
@@ -3956,7 +3956,7 @@
     <w:bookmarkEnd w:id="29"/>
     <w:bookmarkEnd w:id="30"/>
     <w:bookmarkEnd w:id="31"/>
-    <w:bookmarkStart w:id="145" w:name="sec-simple-linear-regression"/>
+    <w:bookmarkStart w:id="161" w:name="sec-simple-linear-regression"/>
     <w:p>
       <w:pPr>
         <w:pStyle w:val="Heading2"/>
@@ -9736,72 +9736,72 @@
                     </m:rPr>
                     <m:t>Pr</m:t>
                   </m:r>
+                  <m:r>
+                    <m:t>​</m:t>
+                  </m:r>
+                  <m:d>
+                    <m:dPr>
+                      <m:begChr m:val="("/>
+                      <m:sepChr m:val=""/>
+                      <m:endChr m:val=")"/>
+                      <m:grow/>
+                    </m:dPr>
+                    <m:e>
+                      <m:sSub>
+                        <m:e>
+                          <m:r>
+                            <m:t>Y</m:t>
+                          </m:r>
+                        </m:e>
+                        <m:sub>
+                          <m:r>
+                            <m:t>i</m:t>
+                          </m:r>
+                        </m:sub>
+                      </m:sSub>
+                      <m:r>
+                        <m:rPr>
+                          <m:sty m:val="p"/>
+                        </m:rPr>
+                        <m:t>≤</m:t>
+                      </m:r>
+                      <m:sSub>
+                        <m:e>
+                          <m:r>
+                            <m:t>t</m:t>
+                          </m:r>
+                        </m:e>
+                        <m:sub>
+                          <m:r>
+                            <m:t>i</m:t>
+                          </m:r>
+                        </m:sub>
+                      </m:sSub>
+                      <m:r>
+                        <m:rPr>
+                          <m:sty m:val="p"/>
+                        </m:rPr>
+                        <m:t>+</m:t>
+                      </m:r>
+                      <m:sSub>
+                        <m:e>
+                          <m:r>
+                            <m:t>μ</m:t>
+                          </m:r>
+                        </m:e>
+                        <m:sub>
+                          <m:r>
+                            <m:t>i</m:t>
+                          </m:r>
+                        </m:sub>
+                      </m:sSub>
+                    </m:e>
+                  </m:d>
+                  <m:r>
+                    <m:t>​</m:t>
+                  </m:r>
                 </m:e>
               </m:nary>
-              <m:r>
-                <m:t>​</m:t>
-              </m:r>
-              <m:d>
-                <m:dPr>
-                  <m:begChr m:val="("/>
-                  <m:sepChr m:val=""/>
-                  <m:endChr m:val=")"/>
-                  <m:grow/>
-                </m:dPr>
-                <m:e>
-                  <m:sSub>
-                    <m:e>
-                      <m:r>
-                        <m:t>Y</m:t>
-                      </m:r>
-                    </m:e>
-                    <m:sub>
-                      <m:r>
-                        <m:t>i</m:t>
-                      </m:r>
-                    </m:sub>
-                  </m:sSub>
-                  <m:r>
-                    <m:rPr>
-                      <m:sty m:val="p"/>
-                    </m:rPr>
-                    <m:t>≤</m:t>
-                  </m:r>
-                  <m:sSub>
-                    <m:e>
-                      <m:r>
-                        <m:t>t</m:t>
-                      </m:r>
-                    </m:e>
-                    <m:sub>
-                      <m:r>
-                        <m:t>i</m:t>
-                      </m:r>
-                    </m:sub>
-                  </m:sSub>
-                  <m:r>
-                    <m:rPr>
-                      <m:sty m:val="p"/>
-                    </m:rPr>
-                    <m:t>+</m:t>
-                  </m:r>
-                  <m:sSub>
-                    <m:e>
-                      <m:r>
-                        <m:t>μ</m:t>
-                      </m:r>
-                    </m:e>
-                    <m:sub>
-                      <m:r>
-                        <m:t>i</m:t>
-                      </m:r>
-                    </m:sub>
-                  </m:sSub>
-                </m:e>
-              </m:d>
-              <m:r>
-                <m:t>​</m:t>
-              </m:r>
               <m:r>
                 <m:t>&amp;</m:t>
               </m:r>
@@ -9878,54 +9878,54 @@
                     </m:rPr>
                     <m:t>Pr</m:t>
                   </m:r>
+                  <m:r>
+                    <m:t>​</m:t>
+                  </m:r>
+                  <m:d>
+                    <m:dPr>
+                      <m:begChr m:val="("/>
+                      <m:sepChr m:val=""/>
+                      <m:endChr m:val=")"/>
+                      <m:grow/>
+                    </m:dPr>
+                    <m:e>
+                      <m:sSub>
+                        <m:e>
+                          <m:r>
+                            <m:t>ν</m:t>
+                          </m:r>
+                        </m:e>
+                        <m:sub>
+                          <m:r>
+                            <m:t>i</m:t>
+                          </m:r>
+                        </m:sub>
+                      </m:sSub>
+                      <m:r>
+                        <m:rPr>
+                          <m:sty m:val="p"/>
+                        </m:rPr>
+                        <m:t>≤</m:t>
+                      </m:r>
+                      <m:sSub>
+                        <m:e>
+                          <m:r>
+                            <m:t>t</m:t>
+                          </m:r>
+                        </m:e>
+                        <m:sub>
+                          <m:r>
+                            <m:t>i</m:t>
+                          </m:r>
+                        </m:sub>
+                      </m:sSub>
+                    </m:e>
+                  </m:d>
+                  <m:r>
+                    <m:t>​</m:t>
+                  </m:r>
                 </m:e>
               </m:nary>
-              <m:r>
-                <m:t>​</m:t>
-              </m:r>
-              <m:d>
-                <m:dPr>
-                  <m:begChr m:val="("/>
-                  <m:sepChr m:val=""/>
-                  <m:endChr m:val=")"/>
-                  <m:grow/>
-                </m:dPr>
-                <m:e>
-                  <m:sSub>
-                    <m:e>
-                      <m:r>
-                        <m:t>ν</m:t>
-                      </m:r>
-                    </m:e>
-                    <m:sub>
-                      <m:r>
-                        <m:t>i</m:t>
-                      </m:r>
-                    </m:sub>
-                  </m:sSub>
-                  <m:r>
-                    <m:rPr>
-                      <m:sty m:val="p"/>
-                    </m:rPr>
-                    <m:t>≤</m:t>
-                  </m:r>
-                  <m:sSub>
-                    <m:e>
-                      <m:r>
-                        <m:t>t</m:t>
-                      </m:r>
-                    </m:e>
-                    <m:sub>
-                      <m:r>
-                        <m:t>i</m:t>
-                      </m:r>
-                    </m:sub>
-                  </m:sSub>
-                </m:e>
-              </m:d>
-              <m:r>
-                <m:t>​</m:t>
-              </m:r>
               <m:r>
                 <m:t>&amp;</m:t>
               </m:r>
@@ -13775,7 +13775,7 @@
         <w:t xml:space="preserve"> </w:t>
       </w:r>
       <w:r>
-        <w:t xml:space="preserve">Write the</w:t>
+        <w:t xml:space="preserve">Express the</w:t>
       </w:r>
       <w:r>
         <w:t xml:space="preserve"> </w:t>
@@ -13916,7 +13916,7 @@
       <w:r>
         <w:t xml:space="preserve">$$
     \begin{aligned}
-    \operatorname{sMSE}\mathopen{}\left(\hat y\right)\mathclose{}
+    {\operatorname{sMSE}\mathopen{}\left(\hat y\right)\mathclose{}}
     &amp;= \frac{1}{n}\sum_{i=1}^n\varepsilon_i^2
     &amp;&amp; \text{(definition of sMSE)}\\
     &amp;= \frac{1}{n}\sum_{i=1}^nr_i(\mathord{\smash[b]{\underset{\raise.3ex\hbox{$\scriptstyle\sim$}}{\theta}}\vphantom{\theta}})^2
@@ -13951,14 +13951,14 @@
       <w:r>
         <w:t xml:space="preserve">$$
     \begin{aligned}
-    \operatorname{sMSE}\mathopen{}\left(\hat y\right)\mathclose{}
+    {\operatorname{sMSE}\mathopen{}\left(\hat y\right)\mathclose{}}
     &amp;= \frac{1}{n} \text{RSS}(\mathord{\smash[b]{\underset{\raise.3ex\hbox{$\scriptstyle\sim$}}{\theta}}\vphantom{\theta}})
     &amp;&amp; \text{(result above)}\\
-    n \, \operatorname{sMSE}\mathopen{}\left(\hat y\right)\mathclose{}
+    n \, {\operatorname{sMSE}\mathopen{}\left(\hat y\right)\mathclose{}}
     &amp;= \text{RSS}(\mathord{\smash[b]{\underset{\raise.3ex\hbox{$\scriptstyle\sim$}}{\theta}}\vphantom{\theta}})
     &amp;&amp; \text{(multiply both sides by $n$)}\\
     \text{RSS}(\mathord{\smash[b]{\underset{\raise.3ex\hbox{$\scriptstyle\sim$}}{\theta}}\vphantom{\theta}})
-    &amp;= n \, \operatorname{sMSE}\mathopen{}\left(\hat y\right)\mathclose{}
+    &amp;= n \, {\operatorname{sMSE}\mathopen{}\left(\hat y\right)\mathclose{}}
     &amp;&amp; \text{(swap the two sides)}
     \end{aligned}
     $$</w:t>
@@ -14171,7 +14171,7 @@
         <w:pStyle w:val="BodyText"/>
       </w:pPr>
       <w:r>
-        <w:t xml:space="preserve">$$\operatorname{sMSE}\mathopen{}\left(\hat y\right)\mathclose{} = \frac{1}{n} \text{RSS}(\mathord{\smash[b]{\underset{\raise.3ex\hbox{$\scriptstyle\sim$}}{\theta}}\vphantom{\theta}}),$$</w:t>
+        <w:t xml:space="preserve">$${\operatorname{sMSE}\mathopen{}\left(\hat y\right)\mathclose{}} = \frac{1}{n} \text{RSS}(\mathord{\smash[b]{\underset{\raise.3ex\hbox{$\scriptstyle\sim$}}{\theta}}\vphantom{\theta}}),$$</w:t>
       </w:r>
     </w:p>
     <w:p>
@@ -14187,7 +14187,7 @@
         <w:pStyle w:val="BodyText"/>
       </w:pPr>
       <w:r>
-        <w:t xml:space="preserve">$$\text{RSS}(\mathord{\smash[b]{\underset{\raise.3ex\hbox{$\scriptstyle\sim$}}{\theta}}\vphantom{\theta}}) = n \, \operatorname{sMSE}\mathopen{}\left(\hat y\right)\mathclose{}.$$</w:t>
+        <w:t xml:space="preserve">$$\text{RSS}(\mathord{\smash[b]{\underset{\raise.3ex\hbox{$\scriptstyle\sim$}}{\theta}}\vphantom{\theta}}) = n \, {\operatorname{sMSE}\mathopen{}\left(\hat y\right)\mathclose{}}.$$</w:t>
       </w:r>
     </w:p>
     <w:bookmarkEnd w:id="63"/>
@@ -54625,20 +54625,4820 @@
       </w:r>
     </w:p>
     <w:bookmarkEnd w:id="142"/>
-    <w:bookmarkStart w:id="144" w:name="further-reading"/>
+    <w:bookmarkStart w:id="158" w:name="sec-partial-f"/>
     <w:p>
       <w:pPr>
         <w:pStyle w:val="Heading3"/>
       </w:pPr>
       <w:r>
-        <w:t xml:space="preserve">3.5 Further reading</w:t>
-      </w:r>
+        <w:t xml:space="preserve">3.5 Comparing nested regression models</w:t>
+      </w:r>
+    </w:p>
+    <w:bookmarkStart w:id="143" w:name="def-nested-regression-models"/>
+    <w:p>
+      <w:pPr>
+        <w:pStyle w:val="FirstParagraph"/>
+      </w:pPr>
+      <w:r>
+        <w:rPr>
+          <w:b/>
+          <w:bCs/>
+        </w:rPr>
+        <w:t xml:space="preserve">Definition 19 (Nested linear regression models)</w:t>
+      </w:r>
+      <w:r>
+        <w:t xml:space="preserve"> </w:t>
+      </w:r>
+      <w:r>
+        <w:t xml:space="preserve">Let a</w:t>
+      </w:r>
+      <w:r>
+        <w:t xml:space="preserve"> </w:t>
+      </w:r>
+      <w:hyperlink w:anchor="def-linear-regression">
+        <w:r>
+          <w:rPr>
+            <w:rStyle w:val="Hyperlink"/>
+          </w:rPr>
+          <w:t xml:space="preserve">linear regression model</w:t>
+        </w:r>
+      </w:hyperlink>
+      <w:r>
+        <w:t xml:space="preserve"> </w:t>
+      </w:r>
+      <w:r>
+        <w:t xml:space="preserve">have</w:t>
+      </w:r>
+      <w:r>
+        <w:t xml:space="preserve"> </w:t>
+      </w:r>
+      <m:oMath>
+        <m:r>
+          <m:t>p</m:t>
+        </m:r>
+      </m:oMath>
+      <w:r>
+        <w:t xml:space="preserve"> </w:t>
+      </w:r>
+      <w:r>
+        <w:t xml:space="preserve">features and an</w:t>
+      </w:r>
+      <w:r>
+        <w:t xml:space="preserve"> </w:t>
+      </w:r>
+      <w:hyperlink w:anchor="def-slr-intercept">
+        <w:r>
+          <w:rPr>
+            <w:rStyle w:val="Hyperlink"/>
+          </w:rPr>
+          <w:t xml:space="preserve">intercept</w:t>
+        </w:r>
+      </w:hyperlink>
+      <w:r>
+        <w:t xml:space="preserve">.</w:t>
+      </w:r>
+      <w:r>
+        <w:t xml:space="preserve"> </w:t>
+      </w:r>
+      <w:r>
+        <w:t xml:space="preserve">A second linear regression model is</w:t>
+      </w:r>
+      <w:r>
+        <w:t xml:space="preserve"> </w:t>
+      </w:r>
+      <w:r>
+        <w:rPr>
+          <w:b/>
+          <w:bCs/>
+        </w:rPr>
+        <w:t xml:space="preserve">nested</w:t>
+      </w:r>
+      <w:r>
+        <w:t xml:space="preserve"> </w:t>
+      </w:r>
+      <w:r>
+        <w:t xml:space="preserve">in it</w:t>
+      </w:r>
+      <w:r>
+        <w:t xml:space="preserve"> </w:t>
+      </w:r>
+      <w:r>
+        <w:t xml:space="preserve">if it uses the same outcome and the same observations</w:t>
+      </w:r>
+      <w:r>
+        <w:t xml:space="preserve"> </w:t>
+      </w:r>
+      <w:r>
+        <w:t xml:space="preserve">and is the special case in which</w:t>
+      </w:r>
+      <w:r>
+        <w:t xml:space="preserve"> </w:t>
+      </w:r>
+      <m:oMath>
+        <m:r>
+          <m:t>q</m:t>
+        </m:r>
+      </m:oMath>
+      <w:r>
+        <w:t xml:space="preserve"> </w:t>
+      </w:r>
+      <w:r>
+        <w:t xml:space="preserve">of the</w:t>
+      </w:r>
+      <w:r>
+        <w:t xml:space="preserve"> </w:t>
+      </w:r>
+      <m:oMath>
+        <m:r>
+          <m:t>p</m:t>
+        </m:r>
+      </m:oMath>
+      <w:r>
+        <w:t xml:space="preserve"> </w:t>
+      </w:r>
+      <w:r>
+        <w:t xml:space="preserve">coefficients equal</w:t>
+      </w:r>
+      <w:r>
+        <w:t xml:space="preserve"> </w:t>
+      </w:r>
+      <m:oMath>
+        <m:r>
+          <m:t>0</m:t>
+        </m:r>
+      </m:oMath>
+      <w:r>
+        <w:t xml:space="preserve">.</w:t>
+      </w:r>
+      <w:r>
+        <w:t xml:space="preserve"> </w:t>
+      </w:r>
+      <w:r>
+        <w:t xml:space="preserve">The first model is the</w:t>
+      </w:r>
+      <w:r>
+        <w:t xml:space="preserve"> </w:t>
+      </w:r>
+      <w:r>
+        <w:rPr>
+          <w:i/>
+          <w:iCs/>
+        </w:rPr>
+        <w:t xml:space="preserve">larger</w:t>
+      </w:r>
+      <w:r>
+        <w:t xml:space="preserve"> </w:t>
+      </w:r>
+      <w:r>
+        <w:t xml:space="preserve">model,</w:t>
+      </w:r>
+      <w:r>
+        <w:t xml:space="preserve"> </w:t>
+      </w:r>
+      <w:r>
+        <w:t xml:space="preserve">and the second is the</w:t>
+      </w:r>
+      <w:r>
+        <w:t xml:space="preserve"> </w:t>
+      </w:r>
+      <w:r>
+        <w:rPr>
+          <w:i/>
+          <w:iCs/>
+        </w:rPr>
+        <w:t xml:space="preserve">smaller</w:t>
+      </w:r>
+      <w:r>
+        <w:t xml:space="preserve"> </w:t>
+      </w:r>
+      <w:r>
+        <w:t xml:space="preserve">model;</w:t>
+      </w:r>
+      <w:r>
+        <w:t xml:space="preserve"> </w:t>
+      </w:r>
+      <w:r>
+        <w:t xml:space="preserve">the smaller model has</w:t>
+      </w:r>
+      <w:r>
+        <w:t xml:space="preserve"> </w:t>
+      </w:r>
+      <m:oMath>
+        <m:r>
+          <m:t>p</m:t>
+        </m:r>
+        <m:r>
+          <m:rPr>
+            <m:sty m:val="p"/>
+          </m:rPr>
+          <m:t>−</m:t>
+        </m:r>
+        <m:r>
+          <m:t>q</m:t>
+        </m:r>
+      </m:oMath>
+      <w:r>
+        <w:t xml:space="preserve"> </w:t>
+      </w:r>
+      <w:r>
+        <w:t xml:space="preserve">features.</w:t>
+      </w:r>
+    </w:p>
+    <w:p>
+      <w:pPr>
+        <w:pStyle w:val="BodyText"/>
+      </w:pPr>
+      <w:r>
+        <w:t xml:space="preserve">Source:</w:t>
+      </w:r>
+      <w:r>
+        <w:t xml:space="preserve"> </w:t>
+      </w:r>
+      <w:r>
+        <w:t xml:space="preserve">Vittinghoff et al. [1, Sec. 4.3]</w:t>
+      </w:r>
+      <w:r>
+        <w:t xml:space="preserve">.</w:t>
+      </w:r>
+    </w:p>
+    <w:bookmarkEnd w:id="143"/>
+    <w:bookmarkStart w:id="144" w:name="exm-hers-nested-models"/>
+    <w:p>
+      <w:pPr>
+        <w:pStyle w:val="BodyText"/>
+      </w:pPr>
+      <w:r>
+        <w:rPr>
+          <w:b/>
+          <w:bCs/>
+        </w:rPr>
+        <w:t xml:space="preserve">Example 11 (Nested models for fasting glucose in HERS)</w:t>
+      </w:r>
+      <w:r>
+        <w:t xml:space="preserve"> </w:t>
+      </w:r>
+      <w:r>
+        <w:t xml:space="preserve">In the HERS data, take the linear regression of</w:t>
+      </w:r>
+      <w:r>
+        <w:t xml:space="preserve"> </w:t>
+      </w:r>
+      <w:r>
+        <w:rPr>
+          <w:rStyle w:val="VerbatimChar"/>
+        </w:rPr>
+        <w:t xml:space="preserve">glucose</w:t>
+      </w:r>
+      <w:r>
+        <w:t xml:space="preserve"> </w:t>
+      </w:r>
+      <w:r>
+        <w:t xml:space="preserve">on</w:t>
+      </w:r>
+      <w:r>
+        <w:t xml:space="preserve"> </w:t>
+      </w:r>
+      <w:r>
+        <w:rPr>
+          <w:rStyle w:val="VerbatimChar"/>
+        </w:rPr>
+        <w:t xml:space="preserve">BMI</w:t>
+      </w:r>
+      <w:r>
+        <w:t xml:space="preserve"> </w:t>
+      </w:r>
+      <w:r>
+        <w:t xml:space="preserve">as the smaller model.</w:t>
+      </w:r>
+      <w:r>
+        <w:t xml:space="preserve"> </w:t>
+      </w:r>
+      <w:r>
+        <w:t xml:space="preserve">The</w:t>
+      </w:r>
+      <w:r>
+        <w:t xml:space="preserve"> </w:t>
+      </w:r>
+      <w:hyperlink w:anchor="def-nested-regression-models">
+        <w:r>
+          <w:rPr>
+            <w:rStyle w:val="Hyperlink"/>
+          </w:rPr>
+          <w:t xml:space="preserve">larger model</w:t>
+        </w:r>
+      </w:hyperlink>
+      <w:r>
+        <w:t xml:space="preserve"> </w:t>
+      </w:r>
+      <w:r>
+        <w:t xml:space="preserve">adds</w:t>
+      </w:r>
+      <w:r>
+        <w:t xml:space="preserve"> </w:t>
+      </w:r>
+      <w:r>
+        <w:rPr>
+          <w:rStyle w:val="VerbatimChar"/>
+        </w:rPr>
+        <w:t xml:space="preserve">age</w:t>
+      </w:r>
+      <w:r>
+        <w:t xml:space="preserve"> </w:t>
+      </w:r>
+      <w:r>
+        <w:t xml:space="preserve">and</w:t>
+      </w:r>
+      <w:r>
+        <w:t xml:space="preserve"> </w:t>
+      </w:r>
+      <w:r>
+        <w:rPr>
+          <w:rStyle w:val="VerbatimChar"/>
+        </w:rPr>
+        <w:t xml:space="preserve">exercise</w:t>
+      </w:r>
+      <w:r>
+        <w:t xml:space="preserve">, so</w:t>
+      </w:r>
+      <w:r>
+        <w:t xml:space="preserve"> </w:t>
+      </w:r>
+      <m:oMath>
+        <m:r>
+          <m:t>q</m:t>
+        </m:r>
+        <m:r>
+          <m:rPr>
+            <m:sty m:val="p"/>
+          </m:rPr>
+          <m:t>=</m:t>
+        </m:r>
+        <m:r>
+          <m:t>2</m:t>
+        </m:r>
+      </m:oMath>
+      <w:r>
+        <w:t xml:space="preserve">:</w:t>
+      </w:r>
+    </w:p>
+    <w:p>
+      <w:pPr>
+        <w:pStyle w:val="BodyText"/>
+      </w:pPr>
+      <m:oMathPara>
+        <m:oMathParaPr>
+          <m:jc m:val="center"/>
+        </m:oMathParaPr>
+        <m:oMath>
+          <m:eqArr>
+            <m:e>
+              <m:r>
+                <m:rPr>
+                  <m:nor/>
+                  <m:sty m:val="p"/>
+                </m:rPr>
+                <m:t>smaller:</m:t>
+              </m:r>
+              <m:r>
+                <m:t> </m:t>
+              </m:r>
+              <m:r>
+                <m:t>μ</m:t>
+              </m:r>
+              <m:r>
+                <m:rPr>
+                  <m:sty m:val="p"/>
+                </m:rPr>
+                <m:t>(</m:t>
+              </m:r>
+              <m:r>
+                <m:rPr>
+                  <m:nor/>
+                  <m:sty m:val="p"/>
+                </m:rPr>
+                <m:t>glucose</m:t>
+              </m:r>
+              <m:r>
+                <m:rPr>
+                  <m:sty m:val="p"/>
+                </m:rPr>
+                <m:t>)</m:t>
+              </m:r>
+              <m:r>
+                <m:t>&amp;</m:t>
+              </m:r>
+              <m:r>
+                <m:rPr>
+                  <m:sty m:val="p"/>
+                </m:rPr>
+                <m:t>=</m:t>
+              </m:r>
+              <m:sSub>
+                <m:e>
+                  <m:r>
+                    <m:t>β</m:t>
+                  </m:r>
+                </m:e>
+                <m:sub>
+                  <m:r>
+                    <m:t>0</m:t>
+                  </m:r>
+                </m:sub>
+              </m:sSub>
+              <m:r>
+                <m:rPr>
+                  <m:sty m:val="p"/>
+                </m:rPr>
+                <m:t>+</m:t>
+              </m:r>
+              <m:sSub>
+                <m:e>
+                  <m:r>
+                    <m:t>β</m:t>
+                  </m:r>
+                </m:e>
+                <m:sub>
+                  <m:r>
+                    <m:rPr>
+                      <m:nor/>
+                      <m:sty m:val="p"/>
+                    </m:rPr>
+                    <m:t>BMI</m:t>
+                  </m:r>
+                </m:sub>
+              </m:sSub>
+              <m:r>
+                <m:rPr>
+                  <m:sty m:val="p"/>
+                </m:rPr>
+                <m:t>⋅</m:t>
+              </m:r>
+              <m:r>
+                <m:rPr>
+                  <m:nor/>
+                  <m:sty m:val="p"/>
+                </m:rPr>
+                <m:t>BMI</m:t>
+              </m:r>
+              <m:r>
+                <m:rPr>
+                  <m:sty m:val="p"/>
+                </m:rPr>
+                <m:t>,</m:t>
+              </m:r>
+            </m:e>
+            <m:e>
+              <m:r>
+                <m:rPr>
+                  <m:nor/>
+                  <m:sty m:val="p"/>
+                </m:rPr>
+                <m:t>larger:</m:t>
+              </m:r>
+              <m:r>
+                <m:t> </m:t>
+              </m:r>
+              <m:r>
+                <m:t>μ</m:t>
+              </m:r>
+              <m:r>
+                <m:rPr>
+                  <m:sty m:val="p"/>
+                </m:rPr>
+                <m:t>(</m:t>
+              </m:r>
+              <m:r>
+                <m:rPr>
+                  <m:nor/>
+                  <m:sty m:val="p"/>
+                </m:rPr>
+                <m:t>glucose</m:t>
+              </m:r>
+              <m:r>
+                <m:rPr>
+                  <m:sty m:val="p"/>
+                </m:rPr>
+                <m:t>)</m:t>
+              </m:r>
+              <m:r>
+                <m:t>&amp;</m:t>
+              </m:r>
+              <m:r>
+                <m:rPr>
+                  <m:sty m:val="p"/>
+                </m:rPr>
+                <m:t>=</m:t>
+              </m:r>
+              <m:sSub>
+                <m:e>
+                  <m:r>
+                    <m:t>β</m:t>
+                  </m:r>
+                </m:e>
+                <m:sub>
+                  <m:r>
+                    <m:t>0</m:t>
+                  </m:r>
+                </m:sub>
+              </m:sSub>
+              <m:r>
+                <m:rPr>
+                  <m:sty m:val="p"/>
+                </m:rPr>
+                <m:t>+</m:t>
+              </m:r>
+              <m:sSub>
+                <m:e>
+                  <m:r>
+                    <m:t>β</m:t>
+                  </m:r>
+                </m:e>
+                <m:sub>
+                  <m:r>
+                    <m:rPr>
+                      <m:nor/>
+                      <m:sty m:val="p"/>
+                    </m:rPr>
+                    <m:t>BMI</m:t>
+                  </m:r>
+                </m:sub>
+              </m:sSub>
+              <m:r>
+                <m:rPr>
+                  <m:sty m:val="p"/>
+                </m:rPr>
+                <m:t>⋅</m:t>
+              </m:r>
+              <m:r>
+                <m:rPr>
+                  <m:nor/>
+                  <m:sty m:val="p"/>
+                </m:rPr>
+                <m:t>BMI</m:t>
+              </m:r>
+              <m:r>
+                <m:rPr>
+                  <m:sty m:val="p"/>
+                </m:rPr>
+                <m:t>+</m:t>
+              </m:r>
+              <m:sSub>
+                <m:e>
+                  <m:r>
+                    <m:t>β</m:t>
+                  </m:r>
+                </m:e>
+                <m:sub>
+                  <m:r>
+                    <m:rPr>
+                      <m:nor/>
+                      <m:sty m:val="p"/>
+                    </m:rPr>
+                    <m:t>age</m:t>
+                  </m:r>
+                </m:sub>
+              </m:sSub>
+              <m:r>
+                <m:rPr>
+                  <m:sty m:val="p"/>
+                </m:rPr>
+                <m:t>⋅</m:t>
+              </m:r>
+              <m:r>
+                <m:rPr>
+                  <m:nor/>
+                  <m:sty m:val="p"/>
+                </m:rPr>
+                <m:t>age</m:t>
+              </m:r>
+              <m:r>
+                <m:rPr>
+                  <m:sty m:val="p"/>
+                </m:rPr>
+                <m:t>+</m:t>
+              </m:r>
+              <m:sSub>
+                <m:e>
+                  <m:r>
+                    <m:t>β</m:t>
+                  </m:r>
+                </m:e>
+                <m:sub>
+                  <m:r>
+                    <m:rPr>
+                      <m:nor/>
+                      <m:sty m:val="p"/>
+                    </m:rPr>
+                    <m:t>exercise</m:t>
+                  </m:r>
+                </m:sub>
+              </m:sSub>
+              <m:r>
+                <m:rPr>
+                  <m:sty m:val="p"/>
+                </m:rPr>
+                <m:t>⋅</m:t>
+              </m:r>
+              <m:r>
+                <m:rPr>
+                  <m:nor/>
+                  <m:sty m:val="p"/>
+                </m:rPr>
+                <m:t>exercise</m:t>
+              </m:r>
+              <m:r>
+                <m:rPr>
+                  <m:sty m:val="p"/>
+                </m:rPr>
+                <m:t>.</m:t>
+              </m:r>
+            </m:e>
+          </m:eqArr>
+        </m:oMath>
+      </m:oMathPara>
     </w:p>
     <w:p>
       <w:pPr>
         <w:pStyle w:val="FirstParagraph"/>
       </w:pPr>
-      <w:hyperlink r:id="rId143">
+      <w:r>
+        <w:t xml:space="preserve">Both models must be fitted to the same HERS participants,</w:t>
+      </w:r>
+      <w:r>
+        <w:t xml:space="preserve"> </w:t>
+      </w:r>
+      <w:r>
+        <w:t xml:space="preserve">so keep the participants with all four variables measured:</w:t>
+      </w:r>
+    </w:p>
+    <w:p>
+      <w:pPr>
+        <w:pStyle w:val="SourceCode"/>
+      </w:pPr>
+      <w:r>
+        <w:rPr>
+          <w:rStyle w:val="NormalTok"/>
+        </w:rPr>
+        <w:t xml:space="preserve">hers_nested </w:t>
+      </w:r>
+      <w:r>
+        <w:rPr>
+          <w:rStyle w:val="OtherTok"/>
+        </w:rPr>
+        <w:t xml:space="preserve">&lt;-</w:t>
+      </w:r>
+      <w:r>
+        <w:rPr>
+          <w:rStyle w:val="NormalTok"/>
+        </w:rPr>
+        <w:t xml:space="preserve"> hers </w:t>
+      </w:r>
+      <w:r>
+        <w:rPr>
+          <w:rStyle w:val="SpecialCharTok"/>
+        </w:rPr>
+        <w:t xml:space="preserve">|&gt;</w:t>
+      </w:r>
+      <w:r>
+        <w:br/>
+      </w:r>
+      <w:r>
+        <w:rPr>
+          <w:rStyle w:val="NormalTok"/>
+        </w:rPr>
+        <w:t xml:space="preserve">  tidyr</w:t>
+      </w:r>
+      <w:r>
+        <w:rPr>
+          <w:rStyle w:val="SpecialCharTok"/>
+        </w:rPr>
+        <w:t xml:space="preserve">::</w:t>
+      </w:r>
+      <w:r>
+        <w:rPr>
+          <w:rStyle w:val="FunctionTok"/>
+        </w:rPr>
+        <w:t xml:space="preserve">drop_na</w:t>
+      </w:r>
+      <w:r>
+        <w:rPr>
+          <w:rStyle w:val="NormalTok"/>
+        </w:rPr>
+        <w:t xml:space="preserve">(glucose, BMI, age, exercise)</w:t>
+      </w:r>
+      <w:r>
+        <w:br/>
+      </w:r>
+      <w:r>
+        <w:rPr>
+          <w:rStyle w:val="NormalTok"/>
+        </w:rPr>
+        <w:t xml:space="preserve">fit_smaller </w:t>
+      </w:r>
+      <w:r>
+        <w:rPr>
+          <w:rStyle w:val="OtherTok"/>
+        </w:rPr>
+        <w:t xml:space="preserve">&lt;-</w:t>
+      </w:r>
+      <w:r>
+        <w:rPr>
+          <w:rStyle w:val="NormalTok"/>
+        </w:rPr>
+        <w:t xml:space="preserve"> </w:t>
+      </w:r>
+      <w:r>
+        <w:rPr>
+          <w:rStyle w:val="FunctionTok"/>
+        </w:rPr>
+        <w:t xml:space="preserve">lm</w:t>
+      </w:r>
+      <w:r>
+        <w:rPr>
+          <w:rStyle w:val="NormalTok"/>
+        </w:rPr>
+        <w:t xml:space="preserve">(glucose </w:t>
+      </w:r>
+      <w:r>
+        <w:rPr>
+          <w:rStyle w:val="SpecialCharTok"/>
+        </w:rPr>
+        <w:t xml:space="preserve">~</w:t>
+      </w:r>
+      <w:r>
+        <w:rPr>
+          <w:rStyle w:val="NormalTok"/>
+        </w:rPr>
+        <w:t xml:space="preserve"> BMI, </w:t>
+      </w:r>
+      <w:r>
+        <w:rPr>
+          <w:rStyle w:val="AttributeTok"/>
+        </w:rPr>
+        <w:t xml:space="preserve">data =</w:t>
+      </w:r>
+      <w:r>
+        <w:rPr>
+          <w:rStyle w:val="NormalTok"/>
+        </w:rPr>
+        <w:t xml:space="preserve"> hers_nested)</w:t>
+      </w:r>
+      <w:r>
+        <w:br/>
+      </w:r>
+      <w:r>
+        <w:rPr>
+          <w:rStyle w:val="NormalTok"/>
+        </w:rPr>
+        <w:t xml:space="preserve">fit_larger </w:t>
+      </w:r>
+      <w:r>
+        <w:rPr>
+          <w:rStyle w:val="OtherTok"/>
+        </w:rPr>
+        <w:t xml:space="preserve">&lt;-</w:t>
+      </w:r>
+      <w:r>
+        <w:rPr>
+          <w:rStyle w:val="NormalTok"/>
+        </w:rPr>
+        <w:t xml:space="preserve"> </w:t>
+      </w:r>
+      <w:r>
+        <w:rPr>
+          <w:rStyle w:val="FunctionTok"/>
+        </w:rPr>
+        <w:t xml:space="preserve">lm</w:t>
+      </w:r>
+      <w:r>
+        <w:rPr>
+          <w:rStyle w:val="NormalTok"/>
+        </w:rPr>
+        <w:t xml:space="preserve">(glucose </w:t>
+      </w:r>
+      <w:r>
+        <w:rPr>
+          <w:rStyle w:val="SpecialCharTok"/>
+        </w:rPr>
+        <w:t xml:space="preserve">~</w:t>
+      </w:r>
+      <w:r>
+        <w:rPr>
+          <w:rStyle w:val="NormalTok"/>
+        </w:rPr>
+        <w:t xml:space="preserve"> BMI </w:t>
+      </w:r>
+      <w:r>
+        <w:rPr>
+          <w:rStyle w:val="SpecialCharTok"/>
+        </w:rPr>
+        <w:t xml:space="preserve">+</w:t>
+      </w:r>
+      <w:r>
+        <w:rPr>
+          <w:rStyle w:val="NormalTok"/>
+        </w:rPr>
+        <w:t xml:space="preserve"> age </w:t>
+      </w:r>
+      <w:r>
+        <w:rPr>
+          <w:rStyle w:val="SpecialCharTok"/>
+        </w:rPr>
+        <w:t xml:space="preserve">+</w:t>
+      </w:r>
+      <w:r>
+        <w:rPr>
+          <w:rStyle w:val="NormalTok"/>
+        </w:rPr>
+        <w:t xml:space="preserve"> exercise, </w:t>
+      </w:r>
+      <w:r>
+        <w:rPr>
+          <w:rStyle w:val="AttributeTok"/>
+        </w:rPr>
+        <w:t xml:space="preserve">data =</w:t>
+      </w:r>
+      <w:r>
+        <w:rPr>
+          <w:rStyle w:val="NormalTok"/>
+        </w:rPr>
+        <w:t xml:space="preserve"> hers_nested)</w:t>
+      </w:r>
+      <w:r>
+        <w:br/>
+      </w:r>
+      <w:r>
+        <w:rPr>
+          <w:rStyle w:val="FunctionTok"/>
+        </w:rPr>
+        <w:t xml:space="preserve">nrow</w:t>
+      </w:r>
+      <w:r>
+        <w:rPr>
+          <w:rStyle w:val="NormalTok"/>
+        </w:rPr>
+        <w:t xml:space="preserve">(hers_nested)</w:t>
+      </w:r>
+      <w:r>
+        <w:br/>
+      </w:r>
+      <w:r>
+        <w:rPr>
+          <w:rStyle w:val="CommentTok"/>
+        </w:rPr>
+        <w:t xml:space="preserve">#&gt; [1] 2758</w:t>
+      </w:r>
+    </w:p>
+    <w:p>
+      <w:pPr>
+        <w:pStyle w:val="FirstParagraph"/>
+      </w:pPr>
+      <w:r>
+        <w:t xml:space="preserve">The smaller model sets</w:t>
+      </w:r>
+      <w:r>
+        <w:t xml:space="preserve"> </w:t>
+      </w:r>
+      <m:oMath>
+        <m:sSub>
+          <m:e>
+            <m:r>
+              <m:t>β</m:t>
+            </m:r>
+          </m:e>
+          <m:sub>
+            <m:r>
+              <m:rPr>
+                <m:nor/>
+                <m:sty m:val="p"/>
+              </m:rPr>
+              <m:t>age</m:t>
+            </m:r>
+          </m:sub>
+        </m:sSub>
+        <m:r>
+          <m:rPr>
+            <m:sty m:val="p"/>
+          </m:rPr>
+          <m:t>=</m:t>
+        </m:r>
+        <m:sSub>
+          <m:e>
+            <m:r>
+              <m:t>β</m:t>
+            </m:r>
+          </m:e>
+          <m:sub>
+            <m:r>
+              <m:rPr>
+                <m:nor/>
+                <m:sty m:val="p"/>
+              </m:rPr>
+              <m:t>exercise</m:t>
+            </m:r>
+          </m:sub>
+        </m:sSub>
+        <m:r>
+          <m:rPr>
+            <m:sty m:val="p"/>
+          </m:rPr>
+          <m:t>=</m:t>
+        </m:r>
+        <m:r>
+          <m:t>0</m:t>
+        </m:r>
+      </m:oMath>
+      <w:r>
+        <w:t xml:space="preserve"> </w:t>
+      </w:r>
+      <w:r>
+        <w:t xml:space="preserve">in the larger one.</w:t>
+      </w:r>
+    </w:p>
+    <w:bookmarkEnd w:id="144"/>
+    <w:bookmarkStart w:id="148" w:name="def-partial-f-test"/>
+    <w:p>
+      <w:pPr>
+        <w:pStyle w:val="BodyText"/>
+      </w:pPr>
+      <w:r>
+        <w:rPr>
+          <w:b/>
+          <w:bCs/>
+        </w:rPr>
+        <w:t xml:space="preserve">Definition 20 (Partial F-test)</w:t>
+      </w:r>
+      <w:r>
+        <w:t xml:space="preserve"> </w:t>
+      </w:r>
+      <w:r>
+        <w:t xml:space="preserve">Let a smaller</w:t>
+      </w:r>
+      <w:r>
+        <w:t xml:space="preserve"> </w:t>
+      </w:r>
+      <w:hyperlink w:anchor="def-linear-regression">
+        <w:r>
+          <w:rPr>
+            <w:rStyle w:val="Hyperlink"/>
+          </w:rPr>
+          <w:t xml:space="preserve">linear regression model</w:t>
+        </w:r>
+      </w:hyperlink>
+      <w:r>
+        <w:t xml:space="preserve"> </w:t>
+      </w:r>
+      <w:r>
+        <w:t xml:space="preserve">be</w:t>
+      </w:r>
+      <w:r>
+        <w:t xml:space="preserve"> </w:t>
+      </w:r>
+      <w:hyperlink w:anchor="def-nested-regression-models">
+        <w:r>
+          <w:rPr>
+            <w:rStyle w:val="Hyperlink"/>
+          </w:rPr>
+          <w:t xml:space="preserve">nested</w:t>
+        </w:r>
+      </w:hyperlink>
+      <w:r>
+        <w:t xml:space="preserve"> </w:t>
+      </w:r>
+      <w:r>
+        <w:t xml:space="preserve">in a</w:t>
+      </w:r>
+      <w:r>
+        <w:t xml:space="preserve"> </w:t>
+      </w:r>
+      <w:hyperlink w:anchor="def-nested-regression-models">
+        <w:r>
+          <w:rPr>
+            <w:rStyle w:val="Hyperlink"/>
+          </w:rPr>
+          <w:t xml:space="preserve">larger model</w:t>
+        </w:r>
+      </w:hyperlink>
+      <w:r>
+        <w:t xml:space="preserve"> </w:t>
+      </w:r>
+      <w:r>
+        <w:t xml:space="preserve">with</w:t>
+      </w:r>
+      <w:r>
+        <w:t xml:space="preserve"> </w:t>
+      </w:r>
+      <m:oMath>
+        <m:r>
+          <m:t>p</m:t>
+        </m:r>
+      </m:oMath>
+      <w:r>
+        <w:t xml:space="preserve"> </w:t>
+      </w:r>
+      <w:r>
+        <w:t xml:space="preserve">features,</w:t>
+      </w:r>
+      <w:r>
+        <w:t xml:space="preserve"> </w:t>
+      </w:r>
+      <w:r>
+        <w:t xml:space="preserve">so that they differ by</w:t>
+      </w:r>
+      <w:r>
+        <w:t xml:space="preserve"> </w:t>
+      </w:r>
+      <m:oMath>
+        <m:r>
+          <m:t>q</m:t>
+        </m:r>
+      </m:oMath>
+      <w:r>
+        <w:t xml:space="preserve"> </w:t>
+      </w:r>
+      <w:r>
+        <w:t xml:space="preserve">coefficients,</w:t>
+      </w:r>
+      <w:r>
+        <w:t xml:space="preserve"> </w:t>
+      </w:r>
+      <w:r>
+        <w:t xml:space="preserve">and let both be fitted by</w:t>
+      </w:r>
+      <w:r>
+        <w:t xml:space="preserve"> </w:t>
+      </w:r>
+      <w:hyperlink w:anchor="def-ols">
+        <w:r>
+          <w:rPr>
+            <w:rStyle w:val="Hyperlink"/>
+          </w:rPr>
+          <w:t xml:space="preserve">ordinary least squares</w:t>
+        </w:r>
+      </w:hyperlink>
+      <w:r>
+        <w:t xml:space="preserve"> </w:t>
+      </w:r>
+      <w:r>
+        <w:t xml:space="preserve">to</w:t>
+      </w:r>
+      <w:r>
+        <w:t xml:space="preserve"> </w:t>
+      </w:r>
+      <m:oMath>
+        <m:r>
+          <m:t>n</m:t>
+        </m:r>
+      </m:oMath>
+      <w:r>
+        <w:t xml:space="preserve"> </w:t>
+      </w:r>
+      <w:r>
+        <w:t xml:space="preserve">observations.</w:t>
+      </w:r>
+      <w:r>
+        <w:t xml:space="preserve"> </w:t>
+      </w:r>
+      <w:r>
+        <w:t xml:space="preserve">Write</w:t>
+      </w:r>
+      <w:r>
+        <w:t xml:space="preserve"> </w:t>
+      </w:r>
+      <m:oMath>
+        <m:sSub>
+          <m:e>
+            <m:r>
+              <m:rPr>
+                <m:nor/>
+                <m:sty m:val="p"/>
+              </m:rPr>
+              <m:t>RSS</m:t>
+            </m:r>
+          </m:e>
+          <m:sub>
+            <m:r>
+              <m:t>0</m:t>
+            </m:r>
+          </m:sub>
+        </m:sSub>
+      </m:oMath>
+      <w:r>
+        <w:t xml:space="preserve"> </w:t>
+      </w:r>
+      <w:r>
+        <w:t xml:space="preserve">and</w:t>
+      </w:r>
+      <w:r>
+        <w:t xml:space="preserve"> </w:t>
+      </w:r>
+      <m:oMath>
+        <m:sSub>
+          <m:e>
+            <m:r>
+              <m:rPr>
+                <m:nor/>
+                <m:sty m:val="p"/>
+              </m:rPr>
+              <m:t>RSS</m:t>
+            </m:r>
+          </m:e>
+          <m:sub>
+            <m:r>
+              <m:t>1</m:t>
+            </m:r>
+          </m:sub>
+        </m:sSub>
+      </m:oMath>
+      <w:r>
+        <w:t xml:space="preserve"> </w:t>
+      </w:r>
+      <w:r>
+        <w:t xml:space="preserve">for the</w:t>
+      </w:r>
+      <w:r>
+        <w:t xml:space="preserve"> </w:t>
+      </w:r>
+      <w:hyperlink w:anchor="def-rss">
+        <w:r>
+          <w:rPr>
+            <w:rStyle w:val="Hyperlink"/>
+          </w:rPr>
+          <w:t xml:space="preserve">residual sums of squares</w:t>
+        </w:r>
+      </w:hyperlink>
+      <w:r>
+        <w:t xml:space="preserve"> </w:t>
+      </w:r>
+      <w:r>
+        <w:t xml:space="preserve">of the smaller and the larger fit.</w:t>
+      </w:r>
+      <w:r>
+        <w:t xml:space="preserve"> </w:t>
+      </w:r>
+      <w:r>
+        <w:t xml:space="preserve">The</w:t>
+      </w:r>
+      <w:r>
+        <w:t xml:space="preserve"> </w:t>
+      </w:r>
+      <w:r>
+        <w:rPr>
+          <w:b/>
+          <w:bCs/>
+        </w:rPr>
+        <w:t xml:space="preserve">partial F-test</w:t>
+      </w:r>
+      <w:r>
+        <w:t xml:space="preserve"> </w:t>
+      </w:r>
+      <w:r>
+        <w:t xml:space="preserve">of</w:t>
+      </w:r>
+    </w:p>
+    <w:p>
+      <w:pPr>
+        <w:pStyle w:val="BodyText"/>
+      </w:pPr>
+      <m:oMathPara>
+        <m:oMathParaPr>
+          <m:jc m:val="center"/>
+        </m:oMathParaPr>
+        <m:oMath>
+          <m:m>
+            <m:mPr>
+              <m:baseJc m:val="center"/>
+              <m:plcHide m:val="on"/>
+              <m:mcs>
+                <m:mc>
+                  <m:mcPr>
+                    <m:mcJc m:val="right"/>
+                    <m:count m:val="1"/>
+                  </m:mcPr>
+                </m:mc>
+              </m:mcs>
+            </m:mPr>
+            <m:mr>
+              <m:e>
+                <m:sSub>
+                  <m:e>
+                    <m:r>
+                      <m:t>H</m:t>
+                    </m:r>
+                  </m:e>
+                  <m:sub>
+                    <m:r>
+                      <m:t>0</m:t>
+                    </m:r>
+                  </m:sub>
+                </m:sSub>
+                <m:r>
+                  <m:rPr>
+                    <m:sty m:val="p"/>
+                  </m:rPr>
+                  <m:t>:</m:t>
+                </m:r>
+                <m:r>
+                  <m:rPr>
+                    <m:nor/>
+                    <m:sty m:val="p"/>
+                  </m:rPr>
+                  <m:t>the </m:t>
+                </m:r>
+                <m:r>
+                  <m:t>q</m:t>
+                </m:r>
+                <m:r>
+                  <m:rPr>
+                    <m:nor/>
+                    <m:sty m:val="p"/>
+                  </m:rPr>
+                  <m:t> coefficients are all </m:t>
+                </m:r>
+                <m:r>
+                  <m:t>0</m:t>
+                </m:r>
+              </m:e>
+            </m:mr>
+          </m:m>
+        </m:oMath>
+      </m:oMathPara>
+    </w:p>
+    <w:p>
+      <w:pPr>
+        <w:pStyle w:val="FirstParagraph"/>
+      </w:pPr>
+      <w:r>
+        <w:t xml:space="preserve">uses the</w:t>
+      </w:r>
+      <w:r>
+        <w:t xml:space="preserve"> </w:t>
+      </w:r>
+      <w:hyperlink r:id="rId145">
+        <w:r>
+          <w:rPr>
+            <w:rStyle w:val="Hyperlink"/>
+          </w:rPr>
+          <w:t xml:space="preserve">statistic</w:t>
+        </w:r>
+      </w:hyperlink>
+    </w:p>
+    <w:p>
+      <w:pPr>
+        <w:pStyle w:val="BodyText"/>
+      </w:pPr>
+      <m:oMathPara>
+        <m:oMathParaPr>
+          <m:jc m:val="center"/>
+        </m:oMathParaPr>
+        <m:oMath>
+          <m:r>
+            <m:t>F</m:t>
+          </m:r>
+          <m:limUpp>
+            <m:e>
+              <m:r>
+                <m:rPr>
+                  <m:sty m:val="p"/>
+                </m:rPr>
+                <m:t>=</m:t>
+              </m:r>
+            </m:e>
+            <m:lim>
+              <m:r>
+                <m:rPr>
+                  <m:nor/>
+                  <m:sty m:val="p"/>
+                </m:rPr>
+                <m:t>def</m:t>
+              </m:r>
+            </m:lim>
+          </m:limUpp>
+          <m:f>
+            <m:fPr>
+              <m:type m:val="bar"/>
+            </m:fPr>
+            <m:num>
+              <m:r>
+                <m:rPr>
+                  <m:sty m:val="p"/>
+                </m:rPr>
+                <m:t>(</m:t>
+              </m:r>
+              <m:sSub>
+                <m:e>
+                  <m:r>
+                    <m:rPr>
+                      <m:nor/>
+                      <m:sty m:val="p"/>
+                    </m:rPr>
+                    <m:t>RSS</m:t>
+                  </m:r>
+                </m:e>
+                <m:sub>
+                  <m:r>
+                    <m:t>0</m:t>
+                  </m:r>
+                </m:sub>
+              </m:sSub>
+              <m:r>
+                <m:rPr>
+                  <m:sty m:val="p"/>
+                </m:rPr>
+                <m:t>−</m:t>
+              </m:r>
+              <m:sSub>
+                <m:e>
+                  <m:r>
+                    <m:rPr>
+                      <m:nor/>
+                      <m:sty m:val="p"/>
+                    </m:rPr>
+                    <m:t>RSS</m:t>
+                  </m:r>
+                </m:e>
+                <m:sub>
+                  <m:r>
+                    <m:t>1</m:t>
+                  </m:r>
+                </m:sub>
+              </m:sSub>
+              <m:r>
+                <m:rPr>
+                  <m:sty m:val="p"/>
+                </m:rPr>
+                <m:t>)</m:t>
+              </m:r>
+              <m:r>
+                <m:rPr>
+                  <m:sty m:val="p"/>
+                </m:rPr>
+                <m:t>/</m:t>
+              </m:r>
+              <m:r>
+                <m:t>q</m:t>
+              </m:r>
+            </m:num>
+            <m:den>
+              <m:sSub>
+                <m:e>
+                  <m:r>
+                    <m:rPr>
+                      <m:nor/>
+                      <m:sty m:val="p"/>
+                    </m:rPr>
+                    <m:t>RSS</m:t>
+                  </m:r>
+                </m:e>
+                <m:sub>
+                  <m:r>
+                    <m:t>1</m:t>
+                  </m:r>
+                </m:sub>
+              </m:sSub>
+              <m:r>
+                <m:rPr>
+                  <m:sty m:val="p"/>
+                </m:rPr>
+                <m:t>/</m:t>
+              </m:r>
+              <m:r>
+                <m:rPr>
+                  <m:sty m:val="p"/>
+                </m:rPr>
+                <m:t>(</m:t>
+              </m:r>
+              <m:r>
+                <m:t>n</m:t>
+              </m:r>
+              <m:r>
+                <m:rPr>
+                  <m:sty m:val="p"/>
+                </m:rPr>
+                <m:t>−</m:t>
+              </m:r>
+              <m:r>
+                <m:t>p</m:t>
+              </m:r>
+              <m:r>
+                <m:rPr>
+                  <m:sty m:val="p"/>
+                </m:rPr>
+                <m:t>−</m:t>
+              </m:r>
+              <m:r>
+                <m:t>1</m:t>
+              </m:r>
+              <m:r>
+                <m:rPr>
+                  <m:sty m:val="p"/>
+                </m:rPr>
+                <m:t>)</m:t>
+              </m:r>
+            </m:den>
+          </m:f>
+          <m:r>
+            <m:rPr>
+              <m:sty m:val="p"/>
+            </m:rPr>
+            <m:t>.</m:t>
+          </m:r>
+        </m:oMath>
+      </m:oMathPara>
+    </w:p>
+    <w:p>
+      <w:pPr>
+        <w:pStyle w:val="FirstParagraph"/>
+      </w:pPr>
+      <w:r>
+        <w:t xml:space="preserve">Its</w:t>
+      </w:r>
+      <w:r>
+        <w:t xml:space="preserve"> </w:t>
+      </w:r>
+      <w:hyperlink r:id="rId146">
+        <w:r>
+          <w:rPr>
+            <w:rStyle w:val="Hyperlink"/>
+          </w:rPr>
+          <w:t xml:space="preserve">p-value</w:t>
+        </w:r>
+      </w:hyperlink>
+      <w:r>
+        <w:t xml:space="preserve"> </w:t>
+      </w:r>
+      <w:r>
+        <w:t xml:space="preserve">is</w:t>
+      </w:r>
+      <w:r>
+        <w:t xml:space="preserve"> </w:t>
+      </w:r>
+      <m:oMath>
+        <m:r>
+          <m:rPr>
+            <m:sty m:val="p"/>
+          </m:rPr>
+          <m:t>Pr</m:t>
+        </m:r>
+        <m:r>
+          <m:rPr>
+            <m:sty m:val="p"/>
+          </m:rPr>
+          <m:t>(</m:t>
+        </m:r>
+        <m:sSup>
+          <m:e>
+            <m:r>
+              <m:t>F</m:t>
+            </m:r>
+          </m:e>
+          <m:sup>
+            <m:r>
+              <m:rPr>
+                <m:sty m:val="p"/>
+              </m:rPr>
+              <m:t>*</m:t>
+            </m:r>
+          </m:sup>
+        </m:sSup>
+        <m:r>
+          <m:rPr>
+            <m:sty m:val="p"/>
+          </m:rPr>
+          <m:t>≥</m:t>
+        </m:r>
+        <m:r>
+          <m:t>F</m:t>
+        </m:r>
+        <m:r>
+          <m:rPr>
+            <m:sty m:val="p"/>
+          </m:rPr>
+          <m:t>)</m:t>
+        </m:r>
+      </m:oMath>
+      <w:r>
+        <w:t xml:space="preserve">,</w:t>
+      </w:r>
+      <w:r>
+        <w:t xml:space="preserve"> </w:t>
+      </w:r>
+      <w:r>
+        <w:t xml:space="preserve">where</w:t>
+      </w:r>
+      <w:r>
+        <w:t xml:space="preserve"> </w:t>
+      </w:r>
+      <m:oMath>
+        <m:sSup>
+          <m:e>
+            <m:r>
+              <m:t>F</m:t>
+            </m:r>
+          </m:e>
+          <m:sup>
+            <m:r>
+              <m:rPr>
+                <m:sty m:val="p"/>
+              </m:rPr>
+              <m:t>*</m:t>
+            </m:r>
+          </m:sup>
+        </m:sSup>
+      </m:oMath>
+      <w:r>
+        <w:t xml:space="preserve"> </w:t>
+      </w:r>
+      <w:r>
+        <w:t xml:space="preserve">has the</w:t>
+      </w:r>
+      <w:r>
+        <w:t xml:space="preserve"> </w:t>
+      </w:r>
+      <m:oMath>
+        <m:sSub>
+          <m:e>
+            <m:r>
+              <m:t>F</m:t>
+            </m:r>
+          </m:e>
+          <m:sub>
+            <m:r>
+              <m:t>q</m:t>
+            </m:r>
+            <m:r>
+              <m:rPr>
+                <m:sty m:val="p"/>
+              </m:rPr>
+              <m:t>,</m:t>
+            </m:r>
+            <m:r>
+              <m:t> </m:t>
+            </m:r>
+            <m:r>
+              <m:t>n</m:t>
+            </m:r>
+            <m:r>
+              <m:rPr>
+                <m:sty m:val="p"/>
+              </m:rPr>
+              <m:t>−</m:t>
+            </m:r>
+            <m:r>
+              <m:t>p</m:t>
+            </m:r>
+            <m:r>
+              <m:rPr>
+                <m:sty m:val="p"/>
+              </m:rPr>
+              <m:t>−</m:t>
+            </m:r>
+            <m:r>
+              <m:t>1</m:t>
+            </m:r>
+          </m:sub>
+        </m:sSub>
+      </m:oMath>
+      <w:r>
+        <w:t xml:space="preserve"> </w:t>
+      </w:r>
+      <w:r>
+        <w:t xml:space="preserve">distribution (</w:t>
+      </w:r>
+      <w:hyperlink r:id="rId147">
+        <w:r>
+          <w:rPr>
+            <w:rStyle w:val="Hyperlink"/>
+          </w:rPr>
+          <w:t xml:space="preserve">F-distribution</w:t>
+        </w:r>
+      </w:hyperlink>
+      <w:r>
+        <w:t xml:space="preserve">).</w:t>
+      </w:r>
+    </w:p>
+    <w:p>
+      <w:pPr>
+        <w:pStyle w:val="BodyText"/>
+      </w:pPr>
+      <w:r>
+        <w:t xml:space="preserve">Source:</w:t>
+      </w:r>
+      <w:r>
+        <w:t xml:space="preserve"> </w:t>
+      </w:r>
+      <w:r>
+        <w:t xml:space="preserve">Vittinghoff et al. [1, Sec. 4.3]</w:t>
+      </w:r>
+      <w:r>
+        <w:t xml:space="preserve"> </w:t>
+      </w:r>
+      <w:r>
+        <w:t xml:space="preserve">and</w:t>
+      </w:r>
+      <w:r>
+        <w:t xml:space="preserve"> </w:t>
+      </w:r>
+      <w:r>
+        <w:t xml:space="preserve">Dobson and Barnett [15, Sec. 6.3]</w:t>
+      </w:r>
+      <w:r>
+        <w:t xml:space="preserve">.</w:t>
+      </w:r>
+    </w:p>
+    <w:bookmarkEnd w:id="148"/>
+    <w:bookmarkStart w:id="150" w:name="thm-partial-f-null"/>
+    <w:p>
+      <w:pPr>
+        <w:pStyle w:val="BodyText"/>
+      </w:pPr>
+      <w:r>
+        <w:rPr>
+          <w:b/>
+          <w:bCs/>
+        </w:rPr>
+        <w:t xml:space="preserve">Theorem 8 (Null distribution of the partial F statistic)</w:t>
+      </w:r>
+      <w:r>
+        <w:t xml:space="preserve"> </w:t>
+      </w:r>
+      <w:r>
+        <w:t xml:space="preserve">Let the errors of the</w:t>
+      </w:r>
+      <w:r>
+        <w:t xml:space="preserve"> </w:t>
+      </w:r>
+      <w:hyperlink w:anchor="def-nested-regression-models">
+        <w:r>
+          <w:rPr>
+            <w:rStyle w:val="Hyperlink"/>
+          </w:rPr>
+          <w:t xml:space="preserve">larger model</w:t>
+        </w:r>
+      </w:hyperlink>
+      <w:r>
+        <w:t xml:space="preserve"> </w:t>
+      </w:r>
+      <w:r>
+        <w:t xml:space="preserve">be</w:t>
+      </w:r>
+      <w:r>
+        <w:t xml:space="preserve"> </w:t>
+      </w:r>
+      <w:hyperlink r:id="rId149">
+        <w:r>
+          <w:rPr>
+            <w:rStyle w:val="Hyperlink"/>
+          </w:rPr>
+          <w:t xml:space="preserve">independent</w:t>
+        </w:r>
+      </w:hyperlink>
+      <w:r>
+        <w:t xml:space="preserve"> </w:t>
+      </w:r>
+      <w:r>
+        <w:t xml:space="preserve">and Gaussian</w:t>
+      </w:r>
+      <w:r>
+        <w:t xml:space="preserve"> </w:t>
+      </w:r>
+      <w:r>
+        <w:t xml:space="preserve">with mean</w:t>
+      </w:r>
+      <w:r>
+        <w:t xml:space="preserve"> </w:t>
+      </w:r>
+      <m:oMath>
+        <m:r>
+          <m:t>0</m:t>
+        </m:r>
+      </m:oMath>
+      <w:r>
+        <w:t xml:space="preserve"> </w:t>
+      </w:r>
+      <w:r>
+        <w:t xml:space="preserve">and the same</w:t>
+      </w:r>
+      <w:r>
+        <w:t xml:space="preserve"> </w:t>
+      </w:r>
+      <w:hyperlink r:id="rId12">
+        <w:r>
+          <w:rPr>
+            <w:rStyle w:val="Hyperlink"/>
+          </w:rPr>
+          <w:t xml:space="preserve">variance</w:t>
+        </w:r>
+      </w:hyperlink>
+      <w:r>
+        <w:t xml:space="preserve">.</w:t>
+      </w:r>
+      <w:r>
+        <w:t xml:space="preserve"> </w:t>
+      </w:r>
+      <w:r>
+        <w:t xml:space="preserve">If</w:t>
+      </w:r>
+      <w:r>
+        <w:t xml:space="preserve"> </w:t>
+      </w:r>
+      <m:oMath>
+        <m:sSub>
+          <m:e>
+            <m:r>
+              <m:t>H</m:t>
+            </m:r>
+          </m:e>
+          <m:sub>
+            <m:r>
+              <m:t>0</m:t>
+            </m:r>
+          </m:sub>
+        </m:sSub>
+      </m:oMath>
+      <w:r>
+        <w:t xml:space="preserve"> </w:t>
+      </w:r>
+      <w:r>
+        <w:t xml:space="preserve">of</w:t>
+      </w:r>
+      <w:r>
+        <w:t xml:space="preserve"> </w:t>
+      </w:r>
+      <w:hyperlink w:anchor="def-partial-f-test">
+        <w:r>
+          <w:rPr>
+            <w:rStyle w:val="Hyperlink"/>
+          </w:rPr>
+          <w:t xml:space="preserve">Definition 20</w:t>
+        </w:r>
+      </w:hyperlink>
+      <w:r>
+        <w:t xml:space="preserve"> </w:t>
+      </w:r>
+      <w:r>
+        <w:t xml:space="preserve">holds,</w:t>
+      </w:r>
+      <w:r>
+        <w:t xml:space="preserve"> </w:t>
+      </w:r>
+      <w:r>
+        <w:t xml:space="preserve">then</w:t>
+      </w:r>
+      <w:r>
+        <w:t xml:space="preserve"> </w:t>
+      </w:r>
+      <m:oMath>
+        <m:r>
+          <m:t>F</m:t>
+        </m:r>
+      </m:oMath>
+      <w:r>
+        <w:t xml:space="preserve"> </w:t>
+      </w:r>
+      <w:r>
+        <w:t xml:space="preserve">has the</w:t>
+      </w:r>
+      <w:r>
+        <w:t xml:space="preserve"> </w:t>
+      </w:r>
+      <m:oMath>
+        <m:sSub>
+          <m:e>
+            <m:r>
+              <m:t>F</m:t>
+            </m:r>
+          </m:e>
+          <m:sub>
+            <m:r>
+              <m:t>q</m:t>
+            </m:r>
+            <m:r>
+              <m:rPr>
+                <m:sty m:val="p"/>
+              </m:rPr>
+              <m:t>,</m:t>
+            </m:r>
+            <m:r>
+              <m:t> </m:t>
+            </m:r>
+            <m:r>
+              <m:t>n</m:t>
+            </m:r>
+            <m:r>
+              <m:rPr>
+                <m:sty m:val="p"/>
+              </m:rPr>
+              <m:t>−</m:t>
+            </m:r>
+            <m:r>
+              <m:t>p</m:t>
+            </m:r>
+            <m:r>
+              <m:rPr>
+                <m:sty m:val="p"/>
+              </m:rPr>
+              <m:t>−</m:t>
+            </m:r>
+            <m:r>
+              <m:t>1</m:t>
+            </m:r>
+          </m:sub>
+        </m:sSub>
+      </m:oMath>
+      <w:r>
+        <w:t xml:space="preserve"> </w:t>
+      </w:r>
+      <w:r>
+        <w:t xml:space="preserve">distribution</w:t>
+      </w:r>
+      <w:r>
+        <w:t xml:space="preserve"> </w:t>
+      </w:r>
+      <w:r>
+        <w:t xml:space="preserve">for every number of observations</w:t>
+      </w:r>
+      <w:r>
+        <w:t xml:space="preserve"> </w:t>
+      </w:r>
+      <m:oMath>
+        <m:r>
+          <m:t>n</m:t>
+        </m:r>
+        <m:r>
+          <m:rPr>
+            <m:sty m:val="p"/>
+          </m:rPr>
+          <m:t>&gt;</m:t>
+        </m:r>
+        <m:r>
+          <m:t>p</m:t>
+        </m:r>
+        <m:r>
+          <m:rPr>
+            <m:sty m:val="p"/>
+          </m:rPr>
+          <m:t>+</m:t>
+        </m:r>
+        <m:r>
+          <m:t>1</m:t>
+        </m:r>
+      </m:oMath>
+      <w:r>
+        <w:t xml:space="preserve">.</w:t>
+      </w:r>
+    </w:p>
+    <w:p>
+      <w:pPr>
+        <w:pStyle w:val="BodyText"/>
+      </w:pPr>
+      <w:r>
+        <w:t xml:space="preserve">Source:</w:t>
+      </w:r>
+      <w:r>
+        <w:t xml:space="preserve"> </w:t>
+      </w:r>
+      <w:r>
+        <w:t xml:space="preserve">Vittinghoff et al. [1, Sec. 4.3]</w:t>
+      </w:r>
+      <w:r>
+        <w:t xml:space="preserve">.</w:t>
+      </w:r>
+    </w:p>
+    <w:bookmarkEnd w:id="150"/>
+    <w:p>
+      <w:pPr>
+        <w:pStyle w:val="BodyText"/>
+      </w:pPr>
+      <w:r>
+        <w:rPr>
+          <w:i/>
+          <w:iCs/>
+        </w:rPr>
+        <w:t xml:space="preserve">Proof</w:t>
+      </w:r>
+      <w:r>
+        <w:t xml:space="preserve">. </w:t>
+      </w:r>
+      <w:r>
+        <w:t xml:space="preserve">Under</w:t>
+      </w:r>
+      <w:r>
+        <w:t xml:space="preserve"> </w:t>
+      </w:r>
+      <m:oMath>
+        <m:sSub>
+          <m:e>
+            <m:r>
+              <m:t>H</m:t>
+            </m:r>
+          </m:e>
+          <m:sub>
+            <m:r>
+              <m:t>0</m:t>
+            </m:r>
+          </m:sub>
+        </m:sSub>
+      </m:oMath>
+      <w:r>
+        <w:t xml:space="preserve">,</w:t>
+      </w:r>
+      <w:r>
+        <w:t xml:space="preserve"> </w:t>
+      </w:r>
+      <m:oMath>
+        <m:r>
+          <m:rPr>
+            <m:sty m:val="p"/>
+          </m:rPr>
+          <m:t>(</m:t>
+        </m:r>
+        <m:sSub>
+          <m:e>
+            <m:r>
+              <m:rPr>
+                <m:nor/>
+                <m:sty m:val="p"/>
+              </m:rPr>
+              <m:t>RSS</m:t>
+            </m:r>
+          </m:e>
+          <m:sub>
+            <m:r>
+              <m:t>0</m:t>
+            </m:r>
+          </m:sub>
+        </m:sSub>
+        <m:r>
+          <m:rPr>
+            <m:sty m:val="p"/>
+          </m:rPr>
+          <m:t>−</m:t>
+        </m:r>
+        <m:sSub>
+          <m:e>
+            <m:r>
+              <m:rPr>
+                <m:nor/>
+                <m:sty m:val="p"/>
+              </m:rPr>
+              <m:t>RSS</m:t>
+            </m:r>
+          </m:e>
+          <m:sub>
+            <m:r>
+              <m:t>1</m:t>
+            </m:r>
+          </m:sub>
+        </m:sSub>
+        <m:r>
+          <m:rPr>
+            <m:sty m:val="p"/>
+          </m:rPr>
+          <m:t>)</m:t>
+        </m:r>
+        <m:r>
+          <m:rPr>
+            <m:sty m:val="p"/>
+          </m:rPr>
+          <m:t>/</m:t>
+        </m:r>
+        <m:sSup>
+          <m:e>
+            <m:r>
+              <m:t>σ</m:t>
+            </m:r>
+          </m:e>
+          <m:sup>
+            <m:r>
+              <m:t>2</m:t>
+            </m:r>
+          </m:sup>
+        </m:sSup>
+      </m:oMath>
+      <w:r>
+        <w:t xml:space="preserve"> </w:t>
+      </w:r>
+      <w:r>
+        <w:t xml:space="preserve">has the</w:t>
+      </w:r>
+      <w:r>
+        <w:t xml:space="preserve"> </w:t>
+      </w:r>
+      <m:oMath>
+        <m:sSubSup>
+          <m:e>
+            <m:r>
+              <m:t>χ</m:t>
+            </m:r>
+          </m:e>
+          <m:sub>
+            <m:r>
+              <m:t>q</m:t>
+            </m:r>
+          </m:sub>
+          <m:sup>
+            <m:r>
+              <m:t>2</m:t>
+            </m:r>
+          </m:sup>
+        </m:sSubSup>
+      </m:oMath>
+      <w:r>
+        <w:t xml:space="preserve"> </w:t>
+      </w:r>
+      <w:r>
+        <w:t xml:space="preserve">distribution</w:t>
+      </w:r>
+      <w:r>
+        <w:t xml:space="preserve"> </w:t>
+      </w:r>
+      <w:r>
+        <w:t xml:space="preserve">and</w:t>
+      </w:r>
+      <w:r>
+        <w:t xml:space="preserve"> </w:t>
+      </w:r>
+      <m:oMath>
+        <m:sSub>
+          <m:e>
+            <m:r>
+              <m:rPr>
+                <m:nor/>
+                <m:sty m:val="p"/>
+              </m:rPr>
+              <m:t>RSS</m:t>
+            </m:r>
+          </m:e>
+          <m:sub>
+            <m:r>
+              <m:t>1</m:t>
+            </m:r>
+          </m:sub>
+        </m:sSub>
+        <m:r>
+          <m:rPr>
+            <m:sty m:val="p"/>
+          </m:rPr>
+          <m:t>/</m:t>
+        </m:r>
+        <m:sSup>
+          <m:e>
+            <m:r>
+              <m:t>σ</m:t>
+            </m:r>
+          </m:e>
+          <m:sup>
+            <m:r>
+              <m:t>2</m:t>
+            </m:r>
+          </m:sup>
+        </m:sSup>
+      </m:oMath>
+      <w:r>
+        <w:t xml:space="preserve"> </w:t>
+      </w:r>
+      <w:r>
+        <w:t xml:space="preserve">has the</w:t>
+      </w:r>
+      <w:r>
+        <w:t xml:space="preserve"> </w:t>
+      </w:r>
+      <m:oMath>
+        <m:sSubSup>
+          <m:e>
+            <m:r>
+              <m:t>χ</m:t>
+            </m:r>
+          </m:e>
+          <m:sub>
+            <m:r>
+              <m:t>n</m:t>
+            </m:r>
+            <m:r>
+              <m:rPr>
+                <m:sty m:val="p"/>
+              </m:rPr>
+              <m:t>−</m:t>
+            </m:r>
+            <m:r>
+              <m:t>p</m:t>
+            </m:r>
+            <m:r>
+              <m:rPr>
+                <m:sty m:val="p"/>
+              </m:rPr>
+              <m:t>−</m:t>
+            </m:r>
+            <m:r>
+              <m:t>1</m:t>
+            </m:r>
+          </m:sub>
+          <m:sup>
+            <m:r>
+              <m:t>2</m:t>
+            </m:r>
+          </m:sup>
+        </m:sSubSup>
+      </m:oMath>
+      <w:r>
+        <w:t xml:space="preserve"> </w:t>
+      </w:r>
+      <w:r>
+        <w:t xml:space="preserve">distribution,</w:t>
+      </w:r>
+      <w:r>
+        <w:t xml:space="preserve"> </w:t>
+      </w:r>
+      <w:r>
+        <w:t xml:space="preserve">where</w:t>
+      </w:r>
+      <w:r>
+        <w:t xml:space="preserve"> </w:t>
+      </w:r>
+      <m:oMath>
+        <m:sSup>
+          <m:e>
+            <m:r>
+              <m:t>σ</m:t>
+            </m:r>
+          </m:e>
+          <m:sup>
+            <m:r>
+              <m:t>2</m:t>
+            </m:r>
+          </m:sup>
+        </m:sSup>
+      </m:oMath>
+      <w:r>
+        <w:t xml:space="preserve"> </w:t>
+      </w:r>
+      <w:r>
+        <w:t xml:space="preserve">is the error</w:t>
+      </w:r>
+      <w:r>
+        <w:t xml:space="preserve"> </w:t>
+      </w:r>
+      <w:hyperlink r:id="rId12">
+        <w:r>
+          <w:rPr>
+            <w:rStyle w:val="Hyperlink"/>
+          </w:rPr>
+          <w:t xml:space="preserve">variance</w:t>
+        </w:r>
+      </w:hyperlink>
+      <w:r>
+        <w:t xml:space="preserve">.</w:t>
+      </w:r>
+      <w:r>
+        <w:t xml:space="preserve"> </w:t>
+      </w:r>
+      <w:r>
+        <w:t xml:space="preserve">The two are</w:t>
+      </w:r>
+      <w:r>
+        <w:t xml:space="preserve"> </w:t>
+      </w:r>
+      <w:hyperlink r:id="rId149">
+        <w:r>
+          <w:rPr>
+            <w:rStyle w:val="Hyperlink"/>
+          </w:rPr>
+          <w:t xml:space="preserve">independent</w:t>
+        </w:r>
+      </w:hyperlink>
+      <w:r>
+        <w:t xml:space="preserve">,</w:t>
+      </w:r>
+      <w:r>
+        <w:t xml:space="preserve"> </w:t>
+      </w:r>
+      <w:r>
+        <w:t xml:space="preserve">because</w:t>
+      </w:r>
+      <w:r>
+        <w:t xml:space="preserve"> </w:t>
+      </w:r>
+      <m:oMath>
+        <m:sSub>
+          <m:e>
+            <m:r>
+              <m:rPr>
+                <m:nor/>
+                <m:sty m:val="p"/>
+              </m:rPr>
+              <m:t>RSS</m:t>
+            </m:r>
+          </m:e>
+          <m:sub>
+            <m:r>
+              <m:t>1</m:t>
+            </m:r>
+          </m:sub>
+        </m:sSub>
+      </m:oMath>
+      <w:r>
+        <w:t xml:space="preserve"> </w:t>
+      </w:r>
+      <w:r>
+        <w:t xml:space="preserve">is the squared length of the part of the</w:t>
+      </w:r>
+      <w:r>
+        <w:t xml:space="preserve"> </w:t>
+      </w:r>
+      <w:hyperlink r:id="rId151">
+        <w:r>
+          <w:rPr>
+            <w:rStyle w:val="Hyperlink"/>
+          </w:rPr>
+          <w:t xml:space="preserve">outcome vector</w:t>
+        </w:r>
+      </w:hyperlink>
+      <w:r>
+        <w:t xml:space="preserve"> </w:t>
+      </w:r>
+      <w:r>
+        <w:t xml:space="preserve">orthogonal to the</w:t>
+      </w:r>
+      <w:r>
+        <w:t xml:space="preserve"> </w:t>
+      </w:r>
+      <w:hyperlink w:anchor="def-nested-regression-models">
+        <w:r>
+          <w:rPr>
+            <w:rStyle w:val="Hyperlink"/>
+          </w:rPr>
+          <w:t xml:space="preserve">larger model</w:t>
+        </w:r>
+      </w:hyperlink>
+      <w:r>
+        <w:t xml:space="preserve">’s</w:t>
+      </w:r>
+      <w:r>
+        <w:t xml:space="preserve"> </w:t>
+      </w:r>
+      <w:hyperlink r:id="rId134">
+        <w:r>
+          <w:rPr>
+            <w:rStyle w:val="Hyperlink"/>
+          </w:rPr>
+          <w:t xml:space="preserve">fitted values</w:t>
+        </w:r>
+      </w:hyperlink>
+      <w:r>
+        <w:t xml:space="preserve">,</w:t>
+      </w:r>
+      <w:r>
+        <w:t xml:space="preserve"> </w:t>
+      </w:r>
+      <w:r>
+        <w:t xml:space="preserve">while</w:t>
+      </w:r>
+      <w:r>
+        <w:t xml:space="preserve"> </w:t>
+      </w:r>
+      <m:oMath>
+        <m:sSub>
+          <m:e>
+            <m:r>
+              <m:rPr>
+                <m:nor/>
+                <m:sty m:val="p"/>
+              </m:rPr>
+              <m:t>RSS</m:t>
+            </m:r>
+          </m:e>
+          <m:sub>
+            <m:r>
+              <m:t>0</m:t>
+            </m:r>
+          </m:sub>
+        </m:sSub>
+        <m:r>
+          <m:rPr>
+            <m:sty m:val="p"/>
+          </m:rPr>
+          <m:t>−</m:t>
+        </m:r>
+        <m:sSub>
+          <m:e>
+            <m:r>
+              <m:rPr>
+                <m:nor/>
+                <m:sty m:val="p"/>
+              </m:rPr>
+              <m:t>RSS</m:t>
+            </m:r>
+          </m:e>
+          <m:sub>
+            <m:r>
+              <m:t>1</m:t>
+            </m:r>
+          </m:sub>
+        </m:sSub>
+      </m:oMath>
+      <w:r>
+        <w:t xml:space="preserve"> </w:t>
+      </w:r>
+      <w:r>
+        <w:t xml:space="preserve">is the squared length of the part</w:t>
+      </w:r>
+      <w:r>
+        <w:t xml:space="preserve"> </w:t>
+      </w:r>
+      <w:r>
+        <w:t xml:space="preserve">in the larger model but orthogonal to the smaller one.</w:t>
+      </w:r>
+      <w:r>
+        <w:t xml:space="preserve"> </w:t>
+      </w:r>
+      <w:r>
+        <w:t xml:space="preserve">Dividing each by its degrees of freedom,</w:t>
+      </w:r>
+      <w:r>
+        <w:t xml:space="preserve"> </w:t>
+      </w:r>
+      <m:oMath>
+        <m:sSup>
+          <m:e>
+            <m:r>
+              <m:t>σ</m:t>
+            </m:r>
+          </m:e>
+          <m:sup>
+            <m:r>
+              <m:t>2</m:t>
+            </m:r>
+          </m:sup>
+        </m:sSup>
+      </m:oMath>
+      <w:r>
+        <w:t xml:space="preserve"> </w:t>
+      </w:r>
+      <w:r>
+        <w:t xml:space="preserve">cancels from the quotient, which is therefore</w:t>
+      </w:r>
+      <w:r>
+        <w:t xml:space="preserve"> </w:t>
+      </w:r>
+      <m:oMath>
+        <m:sSub>
+          <m:e>
+            <m:r>
+              <m:t>F</m:t>
+            </m:r>
+          </m:e>
+          <m:sub>
+            <m:r>
+              <m:t>q</m:t>
+            </m:r>
+            <m:r>
+              <m:rPr>
+                <m:sty m:val="p"/>
+              </m:rPr>
+              <m:t>,</m:t>
+            </m:r>
+            <m:r>
+              <m:t> </m:t>
+            </m:r>
+            <m:r>
+              <m:t>n</m:t>
+            </m:r>
+            <m:r>
+              <m:rPr>
+                <m:sty m:val="p"/>
+              </m:rPr>
+              <m:t>−</m:t>
+            </m:r>
+            <m:r>
+              <m:t>p</m:t>
+            </m:r>
+            <m:r>
+              <m:rPr>
+                <m:sty m:val="p"/>
+              </m:rPr>
+              <m:t>−</m:t>
+            </m:r>
+            <m:r>
+              <m:t>1</m:t>
+            </m:r>
+          </m:sub>
+        </m:sSub>
+      </m:oMath>
+      <w:r>
+        <w:t xml:space="preserve"> </w:t>
+      </w:r>
+      <w:r>
+        <w:t xml:space="preserve">by</w:t>
+      </w:r>
+      <w:r>
+        <w:t xml:space="preserve"> </w:t>
+      </w:r>
+      <w:hyperlink r:id="rId147">
+        <w:r>
+          <w:rPr>
+            <w:rStyle w:val="Hyperlink"/>
+          </w:rPr>
+          <w:t xml:space="preserve">the definition of the F-distribution</w:t>
+        </w:r>
+      </w:hyperlink>
+      <w:r>
+        <w:t xml:space="preserve">.</w:t>
+      </w:r>
+    </w:p>
+    <w:bookmarkStart w:id="152" w:name="exm-hers-partial-f"/>
+    <w:p>
+      <w:pPr>
+        <w:pStyle w:val="BodyText"/>
+      </w:pPr>
+      <w:r>
+        <w:rPr>
+          <w:b/>
+          <w:bCs/>
+        </w:rPr>
+        <w:t xml:space="preserve">Example 12 (Partial F-test of age and exercise in HERS)</w:t>
+      </w:r>
+      <w:r>
+        <w:t xml:space="preserve"> </w:t>
+      </w:r>
+      <w:r>
+        <w:t xml:space="preserve">For the models of</w:t>
+      </w:r>
+      <w:r>
+        <w:t xml:space="preserve"> </w:t>
+      </w:r>
+      <w:hyperlink w:anchor="exm-hers-nested-models">
+        <w:r>
+          <w:rPr>
+            <w:rStyle w:val="Hyperlink"/>
+          </w:rPr>
+          <w:t xml:space="preserve">Example 11</w:t>
+        </w:r>
+      </w:hyperlink>
+      <w:r>
+        <w:t xml:space="preserve">,</w:t>
+      </w:r>
+      <w:r>
+        <w:t xml:space="preserve"> </w:t>
+      </w:r>
+      <w:r>
+        <w:rPr>
+          <w:rStyle w:val="VerbatimChar"/>
+        </w:rPr>
+        <w:t xml:space="preserve">anova()</w:t>
+      </w:r>
+      <w:r>
+        <w:t xml:space="preserve"> </w:t>
+      </w:r>
+      <w:r>
+        <w:t xml:space="preserve">gives the</w:t>
+      </w:r>
+      <w:r>
+        <w:t xml:space="preserve"> </w:t>
+      </w:r>
+      <w:hyperlink w:anchor="def-partial-f-test">
+        <w:r>
+          <w:rPr>
+            <w:rStyle w:val="Hyperlink"/>
+          </w:rPr>
+          <w:t xml:space="preserve">partial F-test</w:t>
+        </w:r>
+      </w:hyperlink>
+      <w:r>
+        <w:t xml:space="preserve">:</w:t>
+      </w:r>
+    </w:p>
+    <w:p>
+      <w:pPr>
+        <w:pStyle w:val="SourceCode"/>
+      </w:pPr>
+      <w:r>
+        <w:rPr>
+          <w:rStyle w:val="FunctionTok"/>
+        </w:rPr>
+        <w:t xml:space="preserve">anova</w:t>
+      </w:r>
+      <w:r>
+        <w:rPr>
+          <w:rStyle w:val="NormalTok"/>
+        </w:rPr>
+        <w:t xml:space="preserve">(fit_smaller, fit_larger) </w:t>
+      </w:r>
+      <w:r>
+        <w:rPr>
+          <w:rStyle w:val="SpecialCharTok"/>
+        </w:rPr>
+        <w:t xml:space="preserve">|&gt;</w:t>
+      </w:r>
+      <w:r>
+        <w:br/>
+      </w:r>
+      <w:r>
+        <w:rPr>
+          <w:rStyle w:val="NormalTok"/>
+        </w:rPr>
+        <w:t xml:space="preserve">  parameters</w:t>
+      </w:r>
+      <w:r>
+        <w:rPr>
+          <w:rStyle w:val="SpecialCharTok"/>
+        </w:rPr>
+        <w:t xml:space="preserve">::</w:t>
+      </w:r>
+      <w:r>
+        <w:rPr>
+          <w:rStyle w:val="FunctionTok"/>
+        </w:rPr>
+        <w:t xml:space="preserve">parameters</w:t>
+      </w:r>
+      <w:r>
+        <w:rPr>
+          <w:rStyle w:val="NormalTok"/>
+        </w:rPr>
+        <w:t xml:space="preserve">() </w:t>
+      </w:r>
+      <w:r>
+        <w:rPr>
+          <w:rStyle w:val="SpecialCharTok"/>
+        </w:rPr>
+        <w:t xml:space="preserve">|&gt;</w:t>
+      </w:r>
+      <w:r>
+        <w:br/>
+      </w:r>
+      <w:r>
+        <w:rPr>
+          <w:rStyle w:val="NormalTok"/>
+        </w:rPr>
+        <w:t xml:space="preserve">  parameters</w:t>
+      </w:r>
+      <w:r>
+        <w:rPr>
+          <w:rStyle w:val="SpecialCharTok"/>
+        </w:rPr>
+        <w:t xml:space="preserve">::</w:t>
+      </w:r>
+      <w:r>
+        <w:rPr>
+          <w:rStyle w:val="FunctionTok"/>
+        </w:rPr>
+        <w:t xml:space="preserve">print_md</w:t>
+      </w:r>
+      <w:r>
+        <w:rPr>
+          <w:rStyle w:val="NormalTok"/>
+        </w:rPr>
+        <w:t xml:space="preserve">(</w:t>
+      </w:r>
+      <w:r>
+        <w:rPr>
+          <w:rStyle w:val="AttributeTok"/>
+        </w:rPr>
+        <w:t xml:space="preserve">digits =</w:t>
+      </w:r>
+      <w:r>
+        <w:rPr>
+          <w:rStyle w:val="NormalTok"/>
+        </w:rPr>
+        <w:t xml:space="preserve"> </w:t>
+      </w:r>
+      <w:r>
+        <w:rPr>
+          <w:rStyle w:val="DecValTok"/>
+        </w:rPr>
+        <w:t xml:space="preserve">3</w:t>
+      </w:r>
+      <w:r>
+        <w:rPr>
+          <w:rStyle w:val="NormalTok"/>
+        </w:rPr>
+        <w:t xml:space="preserve">, </w:t>
+      </w:r>
+      <w:r>
+        <w:rPr>
+          <w:rStyle w:val="AttributeTok"/>
+        </w:rPr>
+        <w:t xml:space="preserve">footer =</w:t>
+      </w:r>
+      <w:r>
+        <w:rPr>
+          <w:rStyle w:val="NormalTok"/>
+        </w:rPr>
+        <w:t xml:space="preserve"> </w:t>
+      </w:r>
+      <w:r>
+        <w:rPr>
+          <w:rStyle w:val="StringTok"/>
+        </w:rPr>
+        <w:t xml:space="preserve">""</w:t>
+      </w:r>
+      <w:r>
+        <w:rPr>
+          <w:rStyle w:val="NormalTok"/>
+        </w:rPr>
+        <w:t xml:space="preserve">)</w:t>
+      </w:r>
+    </w:p>
+    <w:tbl>
+      <w:tblPr>
+        <w:tblStyle w:val="Table"/>
+        <w:tblW w:type="pct" w:w="5000"/>
+        <w:tblLayout w:type="fixed"/>
+        <w:tblLook w:firstRow="1" w:lastRow="0" w:firstColumn="0" w:lastColumn="0" w:noHBand="0" w:noVBand="0" w:val="0020"/>
+      </w:tblPr>
+      <w:tblGrid>
+        <w:gridCol w:w="2960"/>
+        <w:gridCol w:w="814"/>
+        <w:gridCol w:w="962"/>
+        <w:gridCol w:w="296"/>
+        <w:gridCol w:w="888"/>
+        <w:gridCol w:w="962"/>
+        <w:gridCol w:w="518"/>
+        <w:gridCol w:w="518"/>
+      </w:tblGrid>
+      <w:tr>
+        <w:trPr>
+          <w:tblHeader w:val="on"/>
+        </w:trPr>
+        <w:tc>
+          <w:tcPr/>
+          <w:p>
+            <w:pPr>
+              <w:pStyle w:val="Compact"/>
+              <w:jc w:val="left"/>
+            </w:pPr>
+            <w:r>
+              <w:t xml:space="preserve">Parameter</w:t>
+            </w:r>
+          </w:p>
+        </w:tc>
+        <w:tc>
+          <w:tcPr/>
+          <w:p>
+            <w:pPr>
+              <w:pStyle w:val="Compact"/>
+              <w:jc w:val="center"/>
+            </w:pPr>
+            <w:r>
+              <w:t xml:space="preserve">RSS</w:t>
+            </w:r>
+          </w:p>
+        </w:tc>
+        <w:tc>
+          <w:tcPr/>
+          <w:p>
+            <w:pPr>
+              <w:pStyle w:val="Compact"/>
+              <w:jc w:val="center"/>
+            </w:pPr>
+            <w:r>
+              <w:t xml:space="preserve">Sum_Squares</w:t>
+            </w:r>
+          </w:p>
+        </w:tc>
+        <w:tc>
+          <w:tcPr/>
+          <w:p>
+            <w:pPr>
+              <w:pStyle w:val="Compact"/>
+              <w:jc w:val="center"/>
+            </w:pPr>
+            <w:r>
+              <w:t xml:space="preserve">df</w:t>
+            </w:r>
+          </w:p>
+        </w:tc>
+        <w:tc>
+          <w:tcPr/>
+          <w:p>
+            <w:pPr>
+              <w:pStyle w:val="Compact"/>
+              <w:jc w:val="center"/>
+            </w:pPr>
+            <w:r>
+              <w:t xml:space="preserve">df (error)</w:t>
+            </w:r>
+          </w:p>
+        </w:tc>
+        <w:tc>
+          <w:tcPr/>
+          <w:p>
+            <w:pPr>
+              <w:pStyle w:val="Compact"/>
+              <w:jc w:val="center"/>
+            </w:pPr>
+            <w:r>
+              <w:t xml:space="preserve">Mean_Square</w:t>
+            </w:r>
+          </w:p>
+        </w:tc>
+        <w:tc>
+          <w:tcPr/>
+          <w:p>
+            <w:pPr>
+              <w:pStyle w:val="Compact"/>
+              <w:jc w:val="center"/>
+            </w:pPr>
+            <w:r>
+              <w:t xml:space="preserve">F</w:t>
+            </w:r>
+          </w:p>
+        </w:tc>
+        <w:tc>
+          <w:tcPr/>
+          <w:p>
+            <w:pPr>
+              <w:pStyle w:val="Compact"/>
+              <w:jc w:val="center"/>
+            </w:pPr>
+            <w:r>
+              <w:t xml:space="preserve">p</w:t>
+            </w:r>
+          </w:p>
+        </w:tc>
+      </w:tr>
+      <w:tr>
+        <w:tc>
+          <w:tcPr/>
+          <w:p>
+            <w:pPr>
+              <w:pStyle w:val="Compact"/>
+              <w:jc w:val="left"/>
+            </w:pPr>
+            <w:r>
+              <w:t xml:space="preserve">Model 1: glucose ~ BMI</w:t>
+            </w:r>
+          </w:p>
+        </w:tc>
+        <w:tc>
+          <w:tcPr/>
+          <w:p>
+            <w:pPr>
+              <w:pStyle w:val="Compact"/>
+              <w:jc w:val="center"/>
+            </w:pPr>
+            <w:r>
+              <w:t xml:space="preserve">3.470e+06</w:t>
+            </w:r>
+          </w:p>
+        </w:tc>
+        <w:tc>
+          <w:tcPr/>
+          <w:p>
+            <w:pPr>
+              <w:pStyle w:val="Compact"/>
+            </w:pPr>
+          </w:p>
+        </w:tc>
+        <w:tc>
+          <w:tcPr/>
+          <w:p>
+            <w:pPr>
+              <w:pStyle w:val="Compact"/>
+            </w:pPr>
+          </w:p>
+        </w:tc>
+        <w:tc>
+          <w:tcPr/>
+          <w:p>
+            <w:pPr>
+              <w:pStyle w:val="Compact"/>
+              <w:jc w:val="center"/>
+            </w:pPr>
+            <w:r>
+              <w:t xml:space="preserve">2756</w:t>
+            </w:r>
+          </w:p>
+        </w:tc>
+        <w:tc>
+          <w:tcPr/>
+          <w:p>
+            <w:pPr>
+              <w:pStyle w:val="Compact"/>
+            </w:pPr>
+          </w:p>
+        </w:tc>
+        <w:tc>
+          <w:tcPr/>
+          <w:p>
+            <w:pPr>
+              <w:pStyle w:val="Compact"/>
+            </w:pPr>
+          </w:p>
+        </w:tc>
+        <w:tc>
+          <w:tcPr/>
+          <w:p>
+            <w:pPr>
+              <w:pStyle w:val="Compact"/>
+            </w:pPr>
+          </w:p>
+        </w:tc>
+      </w:tr>
+      <w:tr>
+        <w:tc>
+          <w:tcPr/>
+          <w:p>
+            <w:pPr>
+              <w:pStyle w:val="Compact"/>
+              <w:jc w:val="left"/>
+            </w:pPr>
+            <w:r>
+              <w:t xml:space="preserve">Model 2: glucose ~ BMI + age + exercise</w:t>
+            </w:r>
+          </w:p>
+        </w:tc>
+        <w:tc>
+          <w:tcPr/>
+          <w:p>
+            <w:pPr>
+              <w:pStyle w:val="Compact"/>
+              <w:jc w:val="center"/>
+            </w:pPr>
+            <w:r>
+              <w:t xml:space="preserve">3.461e+06</w:t>
+            </w:r>
+          </w:p>
+        </w:tc>
+        <w:tc>
+          <w:tcPr/>
+          <w:p>
+            <w:pPr>
+              <w:pStyle w:val="Compact"/>
+              <w:jc w:val="center"/>
+            </w:pPr>
+            <w:r>
+              <w:t xml:space="preserve">9188.413</w:t>
+            </w:r>
+          </w:p>
+        </w:tc>
+        <w:tc>
+          <w:tcPr/>
+          <w:p>
+            <w:pPr>
+              <w:pStyle w:val="Compact"/>
+              <w:jc w:val="center"/>
+            </w:pPr>
+            <w:r>
+              <w:t xml:space="preserve">2</w:t>
+            </w:r>
+          </w:p>
+        </w:tc>
+        <w:tc>
+          <w:tcPr/>
+          <w:p>
+            <w:pPr>
+              <w:pStyle w:val="Compact"/>
+              <w:jc w:val="center"/>
+            </w:pPr>
+            <w:r>
+              <w:t xml:space="preserve">2754</w:t>
+            </w:r>
+          </w:p>
+        </w:tc>
+        <w:tc>
+          <w:tcPr/>
+          <w:p>
+            <w:pPr>
+              <w:pStyle w:val="Compact"/>
+              <w:jc w:val="center"/>
+            </w:pPr>
+            <w:r>
+              <w:t xml:space="preserve">4594.207</w:t>
+            </w:r>
+          </w:p>
+        </w:tc>
+        <w:tc>
+          <w:tcPr/>
+          <w:p>
+            <w:pPr>
+              <w:pStyle w:val="Compact"/>
+              <w:jc w:val="center"/>
+            </w:pPr>
+            <w:r>
+              <w:t xml:space="preserve">3.656</w:t>
+            </w:r>
+          </w:p>
+        </w:tc>
+        <w:tc>
+          <w:tcPr/>
+          <w:p>
+            <w:pPr>
+              <w:pStyle w:val="Compact"/>
+              <w:jc w:val="center"/>
+            </w:pPr>
+            <w:r>
+              <w:t xml:space="preserve">0.026</w:t>
+            </w:r>
+          </w:p>
+        </w:tc>
+      </w:tr>
+    </w:tbl>
+    <w:p>
+      <w:pPr>
+        <w:pStyle w:val="BodyText"/>
+      </w:pPr>
+      <w:r>
+        <w:t xml:space="preserve">The definition gives the same</w:t>
+      </w:r>
+      <w:r>
+        <w:t xml:space="preserve"> </w:t>
+      </w:r>
+      <w:hyperlink r:id="rId145">
+        <w:r>
+          <w:rPr>
+            <w:rStyle w:val="Hyperlink"/>
+          </w:rPr>
+          <w:t xml:space="preserve">statistic</w:t>
+        </w:r>
+      </w:hyperlink>
+      <w:r>
+        <w:t xml:space="preserve">:</w:t>
+      </w:r>
+    </w:p>
+    <w:p>
+      <w:pPr>
+        <w:pStyle w:val="SourceCode"/>
+      </w:pPr>
+      <w:r>
+        <w:rPr>
+          <w:rStyle w:val="NormalTok"/>
+        </w:rPr>
+        <w:t xml:space="preserve">rss0 </w:t>
+      </w:r>
+      <w:r>
+        <w:rPr>
+          <w:rStyle w:val="OtherTok"/>
+        </w:rPr>
+        <w:t xml:space="preserve">&lt;-</w:t>
+      </w:r>
+      <w:r>
+        <w:rPr>
+          <w:rStyle w:val="NormalTok"/>
+        </w:rPr>
+        <w:t xml:space="preserve"> </w:t>
+      </w:r>
+      <w:r>
+        <w:rPr>
+          <w:rStyle w:val="FunctionTok"/>
+        </w:rPr>
+        <w:t xml:space="preserve">sum</w:t>
+      </w:r>
+      <w:r>
+        <w:rPr>
+          <w:rStyle w:val="NormalTok"/>
+        </w:rPr>
+        <w:t xml:space="preserve">(</w:t>
+      </w:r>
+      <w:r>
+        <w:rPr>
+          <w:rStyle w:val="FunctionTok"/>
+        </w:rPr>
+        <w:t xml:space="preserve">residuals</w:t>
+      </w:r>
+      <w:r>
+        <w:rPr>
+          <w:rStyle w:val="NormalTok"/>
+        </w:rPr>
+        <w:t xml:space="preserve">(fit_smaller)</w:t>
+      </w:r>
+      <w:r>
+        <w:rPr>
+          <w:rStyle w:val="SpecialCharTok"/>
+        </w:rPr>
+        <w:t xml:space="preserve">^</w:t>
+      </w:r>
+      <w:r>
+        <w:rPr>
+          <w:rStyle w:val="DecValTok"/>
+        </w:rPr>
+        <w:t xml:space="preserve">2</w:t>
+      </w:r>
+      <w:r>
+        <w:rPr>
+          <w:rStyle w:val="NormalTok"/>
+        </w:rPr>
+        <w:t xml:space="preserve">)</w:t>
+      </w:r>
+      <w:r>
+        <w:br/>
+      </w:r>
+      <w:r>
+        <w:rPr>
+          <w:rStyle w:val="NormalTok"/>
+        </w:rPr>
+        <w:t xml:space="preserve">rss1 </w:t>
+      </w:r>
+      <w:r>
+        <w:rPr>
+          <w:rStyle w:val="OtherTok"/>
+        </w:rPr>
+        <w:t xml:space="preserve">&lt;-</w:t>
+      </w:r>
+      <w:r>
+        <w:rPr>
+          <w:rStyle w:val="NormalTok"/>
+        </w:rPr>
+        <w:t xml:space="preserve"> </w:t>
+      </w:r>
+      <w:r>
+        <w:rPr>
+          <w:rStyle w:val="FunctionTok"/>
+        </w:rPr>
+        <w:t xml:space="preserve">sum</w:t>
+      </w:r>
+      <w:r>
+        <w:rPr>
+          <w:rStyle w:val="NormalTok"/>
+        </w:rPr>
+        <w:t xml:space="preserve">(</w:t>
+      </w:r>
+      <w:r>
+        <w:rPr>
+          <w:rStyle w:val="FunctionTok"/>
+        </w:rPr>
+        <w:t xml:space="preserve">residuals</w:t>
+      </w:r>
+      <w:r>
+        <w:rPr>
+          <w:rStyle w:val="NormalTok"/>
+        </w:rPr>
+        <w:t xml:space="preserve">(fit_larger)</w:t>
+      </w:r>
+      <w:r>
+        <w:rPr>
+          <w:rStyle w:val="SpecialCharTok"/>
+        </w:rPr>
+        <w:t xml:space="preserve">^</w:t>
+      </w:r>
+      <w:r>
+        <w:rPr>
+          <w:rStyle w:val="DecValTok"/>
+        </w:rPr>
+        <w:t xml:space="preserve">2</w:t>
+      </w:r>
+      <w:r>
+        <w:rPr>
+          <w:rStyle w:val="NormalTok"/>
+        </w:rPr>
+        <w:t xml:space="preserve">)</w:t>
+      </w:r>
+      <w:r>
+        <w:br/>
+      </w:r>
+      <w:r>
+        <w:rPr>
+          <w:rStyle w:val="NormalTok"/>
+        </w:rPr>
+        <w:t xml:space="preserve">n </w:t>
+      </w:r>
+      <w:r>
+        <w:rPr>
+          <w:rStyle w:val="OtherTok"/>
+        </w:rPr>
+        <w:t xml:space="preserve">&lt;-</w:t>
+      </w:r>
+      <w:r>
+        <w:rPr>
+          <w:rStyle w:val="NormalTok"/>
+        </w:rPr>
+        <w:t xml:space="preserve"> </w:t>
+      </w:r>
+      <w:r>
+        <w:rPr>
+          <w:rStyle w:val="FunctionTok"/>
+        </w:rPr>
+        <w:t xml:space="preserve">nobs</w:t>
+      </w:r>
+      <w:r>
+        <w:rPr>
+          <w:rStyle w:val="NormalTok"/>
+        </w:rPr>
+        <w:t xml:space="preserve">(fit_larger)</w:t>
+      </w:r>
+      <w:r>
+        <w:br/>
+      </w:r>
+      <w:r>
+        <w:rPr>
+          <w:rStyle w:val="NormalTok"/>
+        </w:rPr>
+        <w:t xml:space="preserve">p </w:t>
+      </w:r>
+      <w:r>
+        <w:rPr>
+          <w:rStyle w:val="OtherTok"/>
+        </w:rPr>
+        <w:t xml:space="preserve">&lt;-</w:t>
+      </w:r>
+      <w:r>
+        <w:rPr>
+          <w:rStyle w:val="NormalTok"/>
+        </w:rPr>
+        <w:t xml:space="preserve"> </w:t>
+      </w:r>
+      <w:r>
+        <w:rPr>
+          <w:rStyle w:val="FunctionTok"/>
+        </w:rPr>
+        <w:t xml:space="preserve">length</w:t>
+      </w:r>
+      <w:r>
+        <w:rPr>
+          <w:rStyle w:val="NormalTok"/>
+        </w:rPr>
+        <w:t xml:space="preserve">(</w:t>
+      </w:r>
+      <w:r>
+        <w:rPr>
+          <w:rStyle w:val="FunctionTok"/>
+        </w:rPr>
+        <w:t xml:space="preserve">coef</w:t>
+      </w:r>
+      <w:r>
+        <w:rPr>
+          <w:rStyle w:val="NormalTok"/>
+        </w:rPr>
+        <w:t xml:space="preserve">(fit_larger)) </w:t>
+      </w:r>
+      <w:r>
+        <w:rPr>
+          <w:rStyle w:val="SpecialCharTok"/>
+        </w:rPr>
+        <w:t xml:space="preserve">-</w:t>
+      </w:r>
+      <w:r>
+        <w:rPr>
+          <w:rStyle w:val="NormalTok"/>
+        </w:rPr>
+        <w:t xml:space="preserve"> </w:t>
+      </w:r>
+      <w:r>
+        <w:rPr>
+          <w:rStyle w:val="DecValTok"/>
+        </w:rPr>
+        <w:t xml:space="preserve">1</w:t>
+      </w:r>
+      <w:r>
+        <w:br/>
+      </w:r>
+      <w:r>
+        <w:rPr>
+          <w:rStyle w:val="NormalTok"/>
+        </w:rPr>
+        <w:t xml:space="preserve">q </w:t>
+      </w:r>
+      <w:r>
+        <w:rPr>
+          <w:rStyle w:val="OtherTok"/>
+        </w:rPr>
+        <w:t xml:space="preserve">&lt;-</w:t>
+      </w:r>
+      <w:r>
+        <w:rPr>
+          <w:rStyle w:val="NormalTok"/>
+        </w:rPr>
+        <w:t xml:space="preserve"> p </w:t>
+      </w:r>
+      <w:r>
+        <w:rPr>
+          <w:rStyle w:val="SpecialCharTok"/>
+        </w:rPr>
+        <w:t xml:space="preserve">-</w:t>
+      </w:r>
+      <w:r>
+        <w:rPr>
+          <w:rStyle w:val="NormalTok"/>
+        </w:rPr>
+        <w:t xml:space="preserve"> (</w:t>
+      </w:r>
+      <w:r>
+        <w:rPr>
+          <w:rStyle w:val="FunctionTok"/>
+        </w:rPr>
+        <w:t xml:space="preserve">length</w:t>
+      </w:r>
+      <w:r>
+        <w:rPr>
+          <w:rStyle w:val="NormalTok"/>
+        </w:rPr>
+        <w:t xml:space="preserve">(</w:t>
+      </w:r>
+      <w:r>
+        <w:rPr>
+          <w:rStyle w:val="FunctionTok"/>
+        </w:rPr>
+        <w:t xml:space="preserve">coef</w:t>
+      </w:r>
+      <w:r>
+        <w:rPr>
+          <w:rStyle w:val="NormalTok"/>
+        </w:rPr>
+        <w:t xml:space="preserve">(fit_smaller)) </w:t>
+      </w:r>
+      <w:r>
+        <w:rPr>
+          <w:rStyle w:val="SpecialCharTok"/>
+        </w:rPr>
+        <w:t xml:space="preserve">-</w:t>
+      </w:r>
+      <w:r>
+        <w:rPr>
+          <w:rStyle w:val="NormalTok"/>
+        </w:rPr>
+        <w:t xml:space="preserve"> </w:t>
+      </w:r>
+      <w:r>
+        <w:rPr>
+          <w:rStyle w:val="DecValTok"/>
+        </w:rPr>
+        <w:t xml:space="preserve">1</w:t>
+      </w:r>
+      <w:r>
+        <w:rPr>
+          <w:rStyle w:val="NormalTok"/>
+        </w:rPr>
+        <w:t xml:space="preserve">)</w:t>
+      </w:r>
+      <w:r>
+        <w:br/>
+      </w:r>
+      <w:r>
+        <w:rPr>
+          <w:rStyle w:val="NormalTok"/>
+        </w:rPr>
+        <w:t xml:space="preserve">f_stat </w:t>
+      </w:r>
+      <w:r>
+        <w:rPr>
+          <w:rStyle w:val="OtherTok"/>
+        </w:rPr>
+        <w:t xml:space="preserve">&lt;-</w:t>
+      </w:r>
+      <w:r>
+        <w:rPr>
+          <w:rStyle w:val="NormalTok"/>
+        </w:rPr>
+        <w:t xml:space="preserve"> ((rss0 </w:t>
+      </w:r>
+      <w:r>
+        <w:rPr>
+          <w:rStyle w:val="SpecialCharTok"/>
+        </w:rPr>
+        <w:t xml:space="preserve">-</w:t>
+      </w:r>
+      <w:r>
+        <w:rPr>
+          <w:rStyle w:val="NormalTok"/>
+        </w:rPr>
+        <w:t xml:space="preserve"> rss1) </w:t>
+      </w:r>
+      <w:r>
+        <w:rPr>
+          <w:rStyle w:val="SpecialCharTok"/>
+        </w:rPr>
+        <w:t xml:space="preserve">/</w:t>
+      </w:r>
+      <w:r>
+        <w:rPr>
+          <w:rStyle w:val="NormalTok"/>
+        </w:rPr>
+        <w:t xml:space="preserve"> q) </w:t>
+      </w:r>
+      <w:r>
+        <w:rPr>
+          <w:rStyle w:val="SpecialCharTok"/>
+        </w:rPr>
+        <w:t xml:space="preserve">/</w:t>
+      </w:r>
+      <w:r>
+        <w:rPr>
+          <w:rStyle w:val="NormalTok"/>
+        </w:rPr>
+        <w:t xml:space="preserve"> (rss1 </w:t>
+      </w:r>
+      <w:r>
+        <w:rPr>
+          <w:rStyle w:val="SpecialCharTok"/>
+        </w:rPr>
+        <w:t xml:space="preserve">/</w:t>
+      </w:r>
+      <w:r>
+        <w:rPr>
+          <w:rStyle w:val="NormalTok"/>
+        </w:rPr>
+        <w:t xml:space="preserve"> (n </w:t>
+      </w:r>
+      <w:r>
+        <w:rPr>
+          <w:rStyle w:val="SpecialCharTok"/>
+        </w:rPr>
+        <w:t xml:space="preserve">-</w:t>
+      </w:r>
+      <w:r>
+        <w:rPr>
+          <w:rStyle w:val="NormalTok"/>
+        </w:rPr>
+        <w:t xml:space="preserve"> p </w:t>
+      </w:r>
+      <w:r>
+        <w:rPr>
+          <w:rStyle w:val="SpecialCharTok"/>
+        </w:rPr>
+        <w:t xml:space="preserve">-</w:t>
+      </w:r>
+      <w:r>
+        <w:rPr>
+          <w:rStyle w:val="NormalTok"/>
+        </w:rPr>
+        <w:t xml:space="preserve"> </w:t>
+      </w:r>
+      <w:r>
+        <w:rPr>
+          <w:rStyle w:val="DecValTok"/>
+        </w:rPr>
+        <w:t xml:space="preserve">1</w:t>
+      </w:r>
+      <w:r>
+        <w:rPr>
+          <w:rStyle w:val="NormalTok"/>
+        </w:rPr>
+        <w:t xml:space="preserve">))</w:t>
+      </w:r>
+      <w:r>
+        <w:br/>
+      </w:r>
+      <w:r>
+        <w:rPr>
+          <w:rStyle w:val="FunctionTok"/>
+        </w:rPr>
+        <w:t xml:space="preserve">c</w:t>
+      </w:r>
+      <w:r>
+        <w:rPr>
+          <w:rStyle w:val="NormalTok"/>
+        </w:rPr>
+        <w:t xml:space="preserve">(</w:t>
+      </w:r>
+      <w:r>
+        <w:br/>
+      </w:r>
+      <w:r>
+        <w:rPr>
+          <w:rStyle w:val="NormalTok"/>
+        </w:rPr>
+        <w:t xml:space="preserve">  </w:t>
+      </w:r>
+      <w:r>
+        <w:rPr>
+          <w:rStyle w:val="AttributeTok"/>
+        </w:rPr>
+        <w:t xml:space="preserve">f =</w:t>
+      </w:r>
+      <w:r>
+        <w:rPr>
+          <w:rStyle w:val="NormalTok"/>
+        </w:rPr>
+        <w:t xml:space="preserve"> f_stat,</w:t>
+      </w:r>
+      <w:r>
+        <w:br/>
+      </w:r>
+      <w:r>
+        <w:rPr>
+          <w:rStyle w:val="NormalTok"/>
+        </w:rPr>
+        <w:t xml:space="preserve">  </w:t>
+      </w:r>
+      <w:r>
+        <w:rPr>
+          <w:rStyle w:val="AttributeTok"/>
+        </w:rPr>
+        <w:t xml:space="preserve">p_value =</w:t>
+      </w:r>
+      <w:r>
+        <w:rPr>
+          <w:rStyle w:val="NormalTok"/>
+        </w:rPr>
+        <w:t xml:space="preserve"> </w:t>
+      </w:r>
+      <w:r>
+        <w:rPr>
+          <w:rStyle w:val="FunctionTok"/>
+        </w:rPr>
+        <w:t xml:space="preserve">pf</w:t>
+      </w:r>
+      <w:r>
+        <w:rPr>
+          <w:rStyle w:val="NormalTok"/>
+        </w:rPr>
+        <w:t xml:space="preserve">(f_stat, q, n </w:t>
+      </w:r>
+      <w:r>
+        <w:rPr>
+          <w:rStyle w:val="SpecialCharTok"/>
+        </w:rPr>
+        <w:t xml:space="preserve">-</w:t>
+      </w:r>
+      <w:r>
+        <w:rPr>
+          <w:rStyle w:val="NormalTok"/>
+        </w:rPr>
+        <w:t xml:space="preserve"> p </w:t>
+      </w:r>
+      <w:r>
+        <w:rPr>
+          <w:rStyle w:val="SpecialCharTok"/>
+        </w:rPr>
+        <w:t xml:space="preserve">-</w:t>
+      </w:r>
+      <w:r>
+        <w:rPr>
+          <w:rStyle w:val="NormalTok"/>
+        </w:rPr>
+        <w:t xml:space="preserve"> </w:t>
+      </w:r>
+      <w:r>
+        <w:rPr>
+          <w:rStyle w:val="DecValTok"/>
+        </w:rPr>
+        <w:t xml:space="preserve">1</w:t>
+      </w:r>
+      <w:r>
+        <w:rPr>
+          <w:rStyle w:val="NormalTok"/>
+        </w:rPr>
+        <w:t xml:space="preserve">, </w:t>
+      </w:r>
+      <w:r>
+        <w:rPr>
+          <w:rStyle w:val="AttributeTok"/>
+        </w:rPr>
+        <w:t xml:space="preserve">lower.tail =</w:t>
+      </w:r>
+      <w:r>
+        <w:rPr>
+          <w:rStyle w:val="NormalTok"/>
+        </w:rPr>
+        <w:t xml:space="preserve"> </w:t>
+      </w:r>
+      <w:r>
+        <w:rPr>
+          <w:rStyle w:val="ConstantTok"/>
+        </w:rPr>
+        <w:t xml:space="preserve">FALSE</w:t>
+      </w:r>
+      <w:r>
+        <w:rPr>
+          <w:rStyle w:val="NormalTok"/>
+        </w:rPr>
+        <w:t xml:space="preserve">)</w:t>
+      </w:r>
+      <w:r>
+        <w:br/>
+      </w:r>
+      <w:r>
+        <w:rPr>
+          <w:rStyle w:val="NormalTok"/>
+        </w:rPr>
+        <w:t xml:space="preserve">)</w:t>
+      </w:r>
+      <w:r>
+        <w:br/>
+      </w:r>
+      <w:r>
+        <w:rPr>
+          <w:rStyle w:val="CommentTok"/>
+        </w:rPr>
+        <w:t xml:space="preserve">#&gt;         f   p_value </w:t>
+      </w:r>
+      <w:r>
+        <w:br/>
+      </w:r>
+      <w:r>
+        <w:rPr>
+          <w:rStyle w:val="CommentTok"/>
+        </w:rPr>
+        <w:t xml:space="preserve">#&gt; 3.6558211 0.0259658</w:t>
+      </w:r>
+    </w:p>
+    <w:p>
+      <w:pPr>
+        <w:pStyle w:val="FirstParagraph"/>
+      </w:pPr>
+      <w:r>
+        <w:t xml:space="preserve">With</w:t>
+      </w:r>
+      <w:r>
+        <w:t xml:space="preserve"> </w:t>
+      </w:r>
+      <m:oMath>
+        <m:r>
+          <m:t>q</m:t>
+        </m:r>
+        <m:r>
+          <m:rPr>
+            <m:sty m:val="p"/>
+          </m:rPr>
+          <m:t>=</m:t>
+        </m:r>
+        <m:r>
+          <m:t>2</m:t>
+        </m:r>
+      </m:oMath>
+      <w:r>
+        <w:t xml:space="preserve"> </w:t>
+      </w:r>
+      <w:r>
+        <w:t xml:space="preserve">and</w:t>
+      </w:r>
+      <w:r>
+        <w:t xml:space="preserve"> </w:t>
+      </w:r>
+      <m:oMath>
+        <m:r>
+          <m:t>n</m:t>
+        </m:r>
+        <m:r>
+          <m:rPr>
+            <m:sty m:val="p"/>
+          </m:rPr>
+          <m:t>−</m:t>
+        </m:r>
+        <m:r>
+          <m:t>p</m:t>
+        </m:r>
+        <m:r>
+          <m:rPr>
+            <m:sty m:val="p"/>
+          </m:rPr>
+          <m:t>−</m:t>
+        </m:r>
+        <m:r>
+          <m:t>1</m:t>
+        </m:r>
+        <m:r>
+          <m:rPr>
+            <m:sty m:val="p"/>
+          </m:rPr>
+          <m:t>=</m:t>
+        </m:r>
+        <m:r>
+          <m:t>2754</m:t>
+        </m:r>
+      </m:oMath>
+      <w:r>
+        <w:t xml:space="preserve">,</w:t>
+      </w:r>
+      <w:r>
+        <w:t xml:space="preserve"> </w:t>
+      </w:r>
+      <m:oMath>
+        <m:r>
+          <m:t>F</m:t>
+        </m:r>
+        <m:r>
+          <m:rPr>
+            <m:sty m:val="p"/>
+          </m:rPr>
+          <m:t>=</m:t>
+        </m:r>
+        <m:r>
+          <m:t>3.66</m:t>
+        </m:r>
+      </m:oMath>
+      <w:r>
+        <w:t xml:space="preserve">,</w:t>
+      </w:r>
+      <w:r>
+        <w:t xml:space="preserve"> </w:t>
+      </w:r>
+      <w:r>
+        <w:t xml:space="preserve">so the data reject</w:t>
+      </w:r>
+      <w:r>
+        <w:t xml:space="preserve"> </w:t>
+      </w:r>
+      <m:oMath>
+        <m:sSub>
+          <m:e>
+            <m:r>
+              <m:t>H</m:t>
+            </m:r>
+          </m:e>
+          <m:sub>
+            <m:r>
+              <m:t>0</m:t>
+            </m:r>
+          </m:sub>
+        </m:sSub>
+      </m:oMath>
+      <w:r>
+        <w:t xml:space="preserve"> </w:t>
+      </w:r>
+      <w:r>
+        <w:t xml:space="preserve">at the 5% level.</w:t>
+      </w:r>
+    </w:p>
+    <w:bookmarkEnd w:id="152"/>
+    <w:bookmarkStart w:id="157" w:name="rem-partial-f-lrt"/>
+    <w:p>
+      <w:pPr>
+        <w:pStyle w:val="BodyText"/>
+      </w:pPr>
+      <w:r>
+        <w:rPr>
+          <w:i/>
+          <w:iCs/>
+        </w:rPr>
+        <w:t xml:space="preserve">Remark 7</w:t>
+      </w:r>
+      <w:r>
+        <w:t xml:space="preserve"> (The partial F-test and the likelihood ratio test). </w:t>
+      </w:r>
+      <w:r>
+        <w:t xml:space="preserve">Let the errors be Gaussian.</w:t>
+      </w:r>
+      <w:r>
+        <w:t xml:space="preserve"> </w:t>
+      </w:r>
+      <w:r>
+        <w:t xml:space="preserve">The</w:t>
+      </w:r>
+      <w:r>
+        <w:t xml:space="preserve"> </w:t>
+      </w:r>
+      <w:hyperlink r:id="rId153">
+        <w:r>
+          <w:rPr>
+            <w:rStyle w:val="Hyperlink"/>
+          </w:rPr>
+          <w:t xml:space="preserve">maximum likelihood estimate</w:t>
+        </w:r>
+      </w:hyperlink>
+      <w:r>
+        <w:t xml:space="preserve"> </w:t>
+      </w:r>
+      <w:r>
+        <w:t xml:space="preserve">of the error</w:t>
+      </w:r>
+      <w:r>
+        <w:t xml:space="preserve"> </w:t>
+      </w:r>
+      <w:hyperlink r:id="rId12">
+        <w:r>
+          <w:rPr>
+            <w:rStyle w:val="Hyperlink"/>
+          </w:rPr>
+          <w:t xml:space="preserve">variance</w:t>
+        </w:r>
+      </w:hyperlink>
+      <w:r>
+        <w:t xml:space="preserve"> </w:t>
+      </w:r>
+      <w:r>
+        <w:t xml:space="preserve">of a model with</w:t>
+      </w:r>
+      <w:r>
+        <w:t xml:space="preserve"> </w:t>
+      </w:r>
+      <w:hyperlink w:anchor="def-rss">
+        <w:r>
+          <w:rPr>
+            <w:rStyle w:val="Hyperlink"/>
+          </w:rPr>
+          <w:t xml:space="preserve">residual sum of squares</w:t>
+        </w:r>
+      </w:hyperlink>
+      <w:r>
+        <w:t xml:space="preserve"> </w:t>
+      </w:r>
+      <m:oMath>
+        <m:r>
+          <m:rPr>
+            <m:nor/>
+            <m:sty m:val="p"/>
+          </m:rPr>
+          <m:t>RSS</m:t>
+        </m:r>
+      </m:oMath>
+      <w:r>
+        <w:t xml:space="preserve"> </w:t>
+      </w:r>
+      <w:r>
+        <w:t xml:space="preserve">is</w:t>
+      </w:r>
+      <w:r>
+        <w:t xml:space="preserve"> </w:t>
+      </w:r>
+      <m:oMath>
+        <m:r>
+          <m:rPr>
+            <m:nor/>
+            <m:sty m:val="p"/>
+          </m:rPr>
+          <m:t>RSS</m:t>
+        </m:r>
+        <m:r>
+          <m:rPr>
+            <m:sty m:val="p"/>
+          </m:rPr>
+          <m:t>/</m:t>
+        </m:r>
+        <m:r>
+          <m:t>n</m:t>
+        </m:r>
+      </m:oMath>
+      <w:r>
+        <w:t xml:space="preserve">,</w:t>
+      </w:r>
+      <w:r>
+        <w:t xml:space="preserve"> </w:t>
+      </w:r>
+      <w:r>
+        <w:t xml:space="preserve">so its maximized</w:t>
+      </w:r>
+      <w:r>
+        <w:t xml:space="preserve"> </w:t>
+      </w:r>
+      <w:hyperlink r:id="rId154">
+        <w:r>
+          <w:rPr>
+            <w:rStyle w:val="Hyperlink"/>
+          </w:rPr>
+          <w:t xml:space="preserve">log-likelihood</w:t>
+        </w:r>
+      </w:hyperlink>
+      <w:r>
+        <w:t xml:space="preserve"> </w:t>
+      </w:r>
+      <w:r>
+        <w:t xml:space="preserve">is</w:t>
+      </w:r>
+      <w:r>
+        <w:t xml:space="preserve"> </w:t>
+      </w:r>
+      <m:oMath>
+        <m:r>
+          <m:rPr>
+            <m:sty m:val="p"/>
+          </m:rPr>
+          <m:t>−</m:t>
+        </m:r>
+        <m:f>
+          <m:fPr>
+            <m:type m:val="lin"/>
+          </m:fPr>
+          <m:num>
+            <m:r>
+              <m:t>n</m:t>
+            </m:r>
+          </m:num>
+          <m:den>
+            <m:r>
+              <m:t>2</m:t>
+            </m:r>
+          </m:den>
+        </m:f>
+        <m:r>
+          <m:rPr>
+            <m:sty m:val="p"/>
+          </m:rPr>
+          <m:t>log</m:t>
+        </m:r>
+        <m:r>
+          <m:rPr>
+            <m:sty m:val="p"/>
+          </m:rPr>
+          <m:t>(</m:t>
+        </m:r>
+        <m:r>
+          <m:t>2</m:t>
+        </m:r>
+        <m:r>
+          <m:t>π</m:t>
+        </m:r>
+        <m:r>
+          <m:t> </m:t>
+        </m:r>
+        <m:r>
+          <m:rPr>
+            <m:nor/>
+            <m:sty m:val="p"/>
+          </m:rPr>
+          <m:t>RSS</m:t>
+        </m:r>
+        <m:r>
+          <m:rPr>
+            <m:sty m:val="p"/>
+          </m:rPr>
+          <m:t>/</m:t>
+        </m:r>
+        <m:r>
+          <m:t>n</m:t>
+        </m:r>
+        <m:r>
+          <m:rPr>
+            <m:sty m:val="p"/>
+          </m:rPr>
+          <m:t>)</m:t>
+        </m:r>
+        <m:r>
+          <m:rPr>
+            <m:sty m:val="p"/>
+          </m:rPr>
+          <m:t>−</m:t>
+        </m:r>
+        <m:f>
+          <m:fPr>
+            <m:type m:val="lin"/>
+          </m:fPr>
+          <m:num>
+            <m:r>
+              <m:t>n</m:t>
+            </m:r>
+          </m:num>
+          <m:den>
+            <m:r>
+              <m:t>2</m:t>
+            </m:r>
+          </m:den>
+        </m:f>
+      </m:oMath>
+      <w:r>
+        <w:t xml:space="preserve">.</w:t>
+      </w:r>
+      <w:r>
+        <w:t xml:space="preserve"> </w:t>
+      </w:r>
+      <w:r>
+        <w:t xml:space="preserve">The</w:t>
+      </w:r>
+      <w:r>
+        <w:t xml:space="preserve"> </w:t>
+      </w:r>
+      <w:hyperlink r:id="rId155">
+        <w:r>
+          <w:rPr>
+            <w:rStyle w:val="Hyperlink"/>
+          </w:rPr>
+          <w:t xml:space="preserve">likelihood ratio statistic</w:t>
+        </w:r>
+      </w:hyperlink>
+      <w:r>
+        <w:t xml:space="preserve"> </w:t>
+      </w:r>
+      <w:r>
+        <w:t xml:space="preserve">of the</w:t>
+      </w:r>
+      <w:r>
+        <w:t xml:space="preserve"> </w:t>
+      </w:r>
+      <w:hyperlink r:id="rId156">
+        <w:r>
+          <w:rPr>
+            <w:rStyle w:val="Hyperlink"/>
+          </w:rPr>
+          <w:t xml:space="preserve">null hypothesis</w:t>
+        </w:r>
+      </w:hyperlink>
+      <w:r>
+        <w:t xml:space="preserve"> </w:t>
+      </w:r>
+      <m:oMath>
+        <m:sSub>
+          <m:e>
+            <m:r>
+              <m:t>H</m:t>
+            </m:r>
+          </m:e>
+          <m:sub>
+            <m:r>
+              <m:t>0</m:t>
+            </m:r>
+          </m:sub>
+        </m:sSub>
+      </m:oMath>
+      <w:r>
+        <w:t xml:space="preserve"> </w:t>
+      </w:r>
+      <w:r>
+        <w:t xml:space="preserve">in the</w:t>
+      </w:r>
+      <w:r>
+        <w:t xml:space="preserve"> </w:t>
+      </w:r>
+      <w:hyperlink w:anchor="def-partial-f-test">
+        <w:r>
+          <w:rPr>
+            <w:rStyle w:val="Hyperlink"/>
+          </w:rPr>
+          <w:t xml:space="preserve">partial F-test</w:t>
+        </w:r>
+      </w:hyperlink>
+      <w:r>
+        <w:t xml:space="preserve"> </w:t>
+      </w:r>
+      <w:r>
+        <w:t xml:space="preserve">is then</w:t>
+      </w:r>
+    </w:p>
+    <w:p>
+      <w:pPr>
+        <w:pStyle w:val="BodyText"/>
+      </w:pPr>
+      <m:oMathPara>
+        <m:oMathParaPr>
+          <m:jc m:val="center"/>
+        </m:oMathParaPr>
+        <m:oMath>
+          <m:eqArr>
+            <m:e>
+              <m:r>
+                <m:rPr>
+                  <m:sty m:val="p"/>
+                </m:rPr>
+                <m:t>Λ</m:t>
+              </m:r>
+              <m:r>
+                <m:t>&amp;</m:t>
+              </m:r>
+              <m:r>
+                <m:rPr>
+                  <m:sty m:val="p"/>
+                </m:rPr>
+                <m:t>=</m:t>
+              </m:r>
+              <m:r>
+                <m:t>2</m:t>
+              </m:r>
+              <m:r>
+                <m:t>​</m:t>
+              </m:r>
+              <m:d>
+                <m:dPr>
+                  <m:begChr m:val="("/>
+                  <m:sepChr m:val=""/>
+                  <m:endChr m:val=")"/>
+                  <m:grow/>
+                </m:dPr>
+                <m:e>
+                  <m:r>
+                    <m:t>ℓ</m:t>
+                  </m:r>
+                  <m:r>
+                    <m:rPr>
+                      <m:sty m:val="p"/>
+                    </m:rPr>
+                    <m:t>(</m:t>
+                  </m:r>
+                  <m:sSub>
+                    <m:e>
+                      <m:acc>
+                        <m:accPr>
+                          <m:chr m:val="̂"/>
+                        </m:accPr>
+                        <m:e>
+                          <m:r>
+                            <m:t>θ</m:t>
+                          </m:r>
+                        </m:e>
+                      </m:acc>
+                    </m:e>
+                    <m:sub>
+                      <m:r>
+                        <m:rPr>
+                          <m:nor/>
+                          <m:sty m:val="p"/>
+                        </m:rPr>
+                        <m:t>ML</m:t>
+                      </m:r>
+                    </m:sub>
+                  </m:sSub>
+                  <m:r>
+                    <m:rPr>
+                      <m:sty m:val="p"/>
+                    </m:rPr>
+                    <m:t>)</m:t>
+                  </m:r>
+                  <m:r>
+                    <m:rPr>
+                      <m:sty m:val="p"/>
+                    </m:rPr>
+                    <m:t>−</m:t>
+                  </m:r>
+                  <m:r>
+                    <m:t>ℓ</m:t>
+                  </m:r>
+                  <m:r>
+                    <m:rPr>
+                      <m:sty m:val="p"/>
+                    </m:rPr>
+                    <m:t>(</m:t>
+                  </m:r>
+                  <m:sSub>
+                    <m:e>
+                      <m:acc>
+                        <m:accPr>
+                          <m:chr m:val="̂"/>
+                        </m:accPr>
+                        <m:e>
+                          <m:r>
+                            <m:t>θ</m:t>
+                          </m:r>
+                        </m:e>
+                      </m:acc>
+                    </m:e>
+                    <m:sub>
+                      <m:r>
+                        <m:t>0</m:t>
+                      </m:r>
+                    </m:sub>
+                  </m:sSub>
+                  <m:r>
+                    <m:rPr>
+                      <m:sty m:val="p"/>
+                    </m:rPr>
+                    <m:t>)</m:t>
+                  </m:r>
+                </m:e>
+              </m:d>
+              <m:r>
+                <m:t>​</m:t>
+              </m:r>
+            </m:e>
+            <m:e>
+              <m:r>
+                <m:t>&amp;</m:t>
+              </m:r>
+              <m:r>
+                <m:rPr>
+                  <m:sty m:val="p"/>
+                </m:rPr>
+                <m:t>=</m:t>
+              </m:r>
+              <m:r>
+                <m:t>n</m:t>
+              </m:r>
+              <m:r>
+                <m:rPr>
+                  <m:sty m:val="p"/>
+                </m:rPr>
+                <m:t>log</m:t>
+              </m:r>
+              <m:f>
+                <m:fPr>
+                  <m:type m:val="bar"/>
+                </m:fPr>
+                <m:num>
+                  <m:sSub>
+                    <m:e>
+                      <m:r>
+                        <m:rPr>
+                          <m:nor/>
+                          <m:sty m:val="p"/>
+                        </m:rPr>
+                        <m:t>RSS</m:t>
+                      </m:r>
+                    </m:e>
+                    <m:sub>
+                      <m:r>
+                        <m:t>0</m:t>
+                      </m:r>
+                    </m:sub>
+                  </m:sSub>
+                </m:num>
+                <m:den>
+                  <m:sSub>
+                    <m:e>
+                      <m:r>
+                        <m:rPr>
+                          <m:nor/>
+                          <m:sty m:val="p"/>
+                        </m:rPr>
+                        <m:t>RSS</m:t>
+                      </m:r>
+                    </m:e>
+                    <m:sub>
+                      <m:r>
+                        <m:t>1</m:t>
+                      </m:r>
+                    </m:sub>
+                  </m:sSub>
+                </m:den>
+              </m:f>
+            </m:e>
+            <m:e>
+              <m:r>
+                <m:t>&amp;</m:t>
+              </m:r>
+              <m:r>
+                <m:rPr>
+                  <m:sty m:val="p"/>
+                </m:rPr>
+                <m:t>=</m:t>
+              </m:r>
+              <m:r>
+                <m:t>n</m:t>
+              </m:r>
+              <m:r>
+                <m:rPr>
+                  <m:sty m:val="p"/>
+                </m:rPr>
+                <m:t>log</m:t>
+              </m:r>
+              <m:r>
+                <m:t>​</m:t>
+              </m:r>
+              <m:d>
+                <m:dPr>
+                  <m:begChr m:val="("/>
+                  <m:sepChr m:val=""/>
+                  <m:endChr m:val=")"/>
+                  <m:grow/>
+                </m:dPr>
+                <m:e>
+                  <m:r>
+                    <m:t>1</m:t>
+                  </m:r>
+                  <m:r>
+                    <m:rPr>
+                      <m:sty m:val="p"/>
+                    </m:rPr>
+                    <m:t>+</m:t>
+                  </m:r>
+                  <m:f>
+                    <m:fPr>
+                      <m:type m:val="bar"/>
+                    </m:fPr>
+                    <m:num>
+                      <m:sSub>
+                        <m:e>
+                          <m:r>
+                            <m:rPr>
+                              <m:nor/>
+                              <m:sty m:val="p"/>
+                            </m:rPr>
+                            <m:t>RSS</m:t>
+                          </m:r>
+                        </m:e>
+                        <m:sub>
+                          <m:r>
+                            <m:t>0</m:t>
+                          </m:r>
+                        </m:sub>
+                      </m:sSub>
+                      <m:r>
+                        <m:rPr>
+                          <m:sty m:val="p"/>
+                        </m:rPr>
+                        <m:t>−</m:t>
+                      </m:r>
+                      <m:sSub>
+                        <m:e>
+                          <m:r>
+                            <m:rPr>
+                              <m:nor/>
+                              <m:sty m:val="p"/>
+                            </m:rPr>
+                            <m:t>RSS</m:t>
+                          </m:r>
+                        </m:e>
+                        <m:sub>
+                          <m:r>
+                            <m:t>1</m:t>
+                          </m:r>
+                        </m:sub>
+                      </m:sSub>
+                    </m:num>
+                    <m:den>
+                      <m:sSub>
+                        <m:e>
+                          <m:r>
+                            <m:rPr>
+                              <m:nor/>
+                              <m:sty m:val="p"/>
+                            </m:rPr>
+                            <m:t>RSS</m:t>
+                          </m:r>
+                        </m:e>
+                        <m:sub>
+                          <m:r>
+                            <m:t>1</m:t>
+                          </m:r>
+                        </m:sub>
+                      </m:sSub>
+                    </m:den>
+                  </m:f>
+                </m:e>
+              </m:d>
+              <m:r>
+                <m:t>​</m:t>
+              </m:r>
+              <m:r>
+                <m:rPr>
+                  <m:sty m:val="p"/>
+                </m:rPr>
+                <m:t>.</m:t>
+              </m:r>
+            </m:e>
+          </m:eqArr>
+        </m:oMath>
+      </m:oMathPara>
+    </w:p>
+    <w:p>
+      <w:pPr>
+        <w:pStyle w:val="FirstParagraph"/>
+      </w:pPr>
+      <w:r>
+        <w:t xml:space="preserve">For large</w:t>
+      </w:r>
+      <w:r>
+        <w:t xml:space="preserve"> </w:t>
+      </w:r>
+      <m:oMath>
+        <m:r>
+          <m:t>n</m:t>
+        </m:r>
+      </m:oMath>
+      <w:r>
+        <w:t xml:space="preserve"> </w:t>
+      </w:r>
+      <w:r>
+        <w:t xml:space="preserve">under</w:t>
+      </w:r>
+      <w:r>
+        <w:t xml:space="preserve"> </w:t>
+      </w:r>
+      <m:oMath>
+        <m:sSub>
+          <m:e>
+            <m:r>
+              <m:t>H</m:t>
+            </m:r>
+          </m:e>
+          <m:sub>
+            <m:r>
+              <m:t>0</m:t>
+            </m:r>
+          </m:sub>
+        </m:sSub>
+      </m:oMath>
+      <w:r>
+        <w:t xml:space="preserve">, the quantity</w:t>
+      </w:r>
+      <w:r>
+        <w:t xml:space="preserve"> </w:t>
+      </w:r>
+      <m:oMath>
+        <m:r>
+          <m:rPr>
+            <m:sty m:val="p"/>
+          </m:rPr>
+          <m:t>(</m:t>
+        </m:r>
+        <m:sSub>
+          <m:e>
+            <m:r>
+              <m:rPr>
+                <m:nor/>
+                <m:sty m:val="p"/>
+              </m:rPr>
+              <m:t>RSS</m:t>
+            </m:r>
+          </m:e>
+          <m:sub>
+            <m:r>
+              <m:t>0</m:t>
+            </m:r>
+          </m:sub>
+        </m:sSub>
+        <m:r>
+          <m:rPr>
+            <m:sty m:val="p"/>
+          </m:rPr>
+          <m:t>−</m:t>
+        </m:r>
+        <m:sSub>
+          <m:e>
+            <m:r>
+              <m:rPr>
+                <m:nor/>
+                <m:sty m:val="p"/>
+              </m:rPr>
+              <m:t>RSS</m:t>
+            </m:r>
+          </m:e>
+          <m:sub>
+            <m:r>
+              <m:t>1</m:t>
+            </m:r>
+          </m:sub>
+        </m:sSub>
+        <m:r>
+          <m:rPr>
+            <m:sty m:val="p"/>
+          </m:rPr>
+          <m:t>)</m:t>
+        </m:r>
+        <m:r>
+          <m:rPr>
+            <m:sty m:val="p"/>
+          </m:rPr>
+          <m:t>/</m:t>
+        </m:r>
+        <m:sSub>
+          <m:e>
+            <m:r>
+              <m:rPr>
+                <m:nor/>
+                <m:sty m:val="p"/>
+              </m:rPr>
+              <m:t>RSS</m:t>
+            </m:r>
+          </m:e>
+          <m:sub>
+            <m:r>
+              <m:t>1</m:t>
+            </m:r>
+          </m:sub>
+        </m:sSub>
+      </m:oMath>
+      <w:r>
+        <w:t xml:space="preserve"> </w:t>
+      </w:r>
+      <w:r>
+        <w:t xml:space="preserve">is near</w:t>
+      </w:r>
+      <w:r>
+        <w:t xml:space="preserve"> </w:t>
+      </w:r>
+      <m:oMath>
+        <m:r>
+          <m:t>0</m:t>
+        </m:r>
+      </m:oMath>
+      <w:r>
+        <w:t xml:space="preserve">,</w:t>
+      </w:r>
+      <w:r>
+        <w:t xml:space="preserve"> </w:t>
+      </w:r>
+      <w:r>
+        <w:t xml:space="preserve">so</w:t>
+      </w:r>
+      <w:r>
+        <w:t xml:space="preserve"> </w:t>
+      </w:r>
+      <m:oMath>
+        <m:r>
+          <m:rPr>
+            <m:sty m:val="p"/>
+          </m:rPr>
+          <m:t>log</m:t>
+        </m:r>
+        <m:r>
+          <m:rPr>
+            <m:sty m:val="p"/>
+          </m:rPr>
+          <m:t>(</m:t>
+        </m:r>
+        <m:r>
+          <m:t>1</m:t>
+        </m:r>
+        <m:r>
+          <m:rPr>
+            <m:sty m:val="p"/>
+          </m:rPr>
+          <m:t>+</m:t>
+        </m:r>
+        <m:r>
+          <m:t>u</m:t>
+        </m:r>
+        <m:r>
+          <m:rPr>
+            <m:sty m:val="p"/>
+          </m:rPr>
+          <m:t>)</m:t>
+        </m:r>
+        <m:r>
+          <m:rPr>
+            <m:sty m:val="p"/>
+          </m:rPr>
+          <m:t>≈</m:t>
+        </m:r>
+        <m:r>
+          <m:t>u</m:t>
+        </m:r>
+      </m:oMath>
+      <w:r>
+        <w:t xml:space="preserve"> </w:t>
+      </w:r>
+      <w:r>
+        <w:t xml:space="preserve">gives</w:t>
+      </w:r>
+      <w:r>
+        <w:t xml:space="preserve"> </w:t>
+      </w:r>
+      <m:oMath>
+        <m:r>
+          <m:rPr>
+            <m:sty m:val="p"/>
+          </m:rPr>
+          <m:t>Λ</m:t>
+        </m:r>
+        <m:r>
+          <m:rPr>
+            <m:sty m:val="p"/>
+          </m:rPr>
+          <m:t>≈</m:t>
+        </m:r>
+        <m:r>
+          <m:t>n</m:t>
+        </m:r>
+        <m:r>
+          <m:rPr>
+            <m:sty m:val="p"/>
+          </m:rPr>
+          <m:t>(</m:t>
+        </m:r>
+        <m:sSub>
+          <m:e>
+            <m:r>
+              <m:rPr>
+                <m:nor/>
+                <m:sty m:val="p"/>
+              </m:rPr>
+              <m:t>RSS</m:t>
+            </m:r>
+          </m:e>
+          <m:sub>
+            <m:r>
+              <m:t>0</m:t>
+            </m:r>
+          </m:sub>
+        </m:sSub>
+        <m:r>
+          <m:rPr>
+            <m:sty m:val="p"/>
+          </m:rPr>
+          <m:t>−</m:t>
+        </m:r>
+        <m:sSub>
+          <m:e>
+            <m:r>
+              <m:rPr>
+                <m:nor/>
+                <m:sty m:val="p"/>
+              </m:rPr>
+              <m:t>RSS</m:t>
+            </m:r>
+          </m:e>
+          <m:sub>
+            <m:r>
+              <m:t>1</m:t>
+            </m:r>
+          </m:sub>
+        </m:sSub>
+        <m:r>
+          <m:rPr>
+            <m:sty m:val="p"/>
+          </m:rPr>
+          <m:t>)</m:t>
+        </m:r>
+        <m:r>
+          <m:rPr>
+            <m:sty m:val="p"/>
+          </m:rPr>
+          <m:t>/</m:t>
+        </m:r>
+        <m:sSub>
+          <m:e>
+            <m:r>
+              <m:rPr>
+                <m:nor/>
+                <m:sty m:val="p"/>
+              </m:rPr>
+              <m:t>RSS</m:t>
+            </m:r>
+          </m:e>
+          <m:sub>
+            <m:r>
+              <m:t>1</m:t>
+            </m:r>
+          </m:sub>
+        </m:sSub>
+      </m:oMath>
+      <w:r>
+        <w:t xml:space="preserve">.</w:t>
+      </w:r>
+      <w:r>
+        <w:t xml:space="preserve"> </w:t>
+      </w:r>
+      <w:r>
+        <w:t xml:space="preserve">Also</w:t>
+      </w:r>
+      <w:r>
+        <w:t xml:space="preserve"> </w:t>
+      </w:r>
+      <m:oMath>
+        <m:r>
+          <m:t>q</m:t>
+        </m:r>
+        <m:r>
+          <m:t>F</m:t>
+        </m:r>
+        <m:r>
+          <m:rPr>
+            <m:sty m:val="p"/>
+          </m:rPr>
+          <m:t>=</m:t>
+        </m:r>
+        <m:r>
+          <m:rPr>
+            <m:sty m:val="p"/>
+          </m:rPr>
+          <m:t>(</m:t>
+        </m:r>
+        <m:r>
+          <m:t>n</m:t>
+        </m:r>
+        <m:r>
+          <m:rPr>
+            <m:sty m:val="p"/>
+          </m:rPr>
+          <m:t>−</m:t>
+        </m:r>
+        <m:r>
+          <m:t>p</m:t>
+        </m:r>
+        <m:r>
+          <m:rPr>
+            <m:sty m:val="p"/>
+          </m:rPr>
+          <m:t>−</m:t>
+        </m:r>
+        <m:r>
+          <m:t>1</m:t>
+        </m:r>
+        <m:r>
+          <m:rPr>
+            <m:sty m:val="p"/>
+          </m:rPr>
+          <m:t>)</m:t>
+        </m:r>
+        <m:r>
+          <m:rPr>
+            <m:sty m:val="p"/>
+          </m:rPr>
+          <m:t>(</m:t>
+        </m:r>
+        <m:sSub>
+          <m:e>
+            <m:r>
+              <m:rPr>
+                <m:nor/>
+                <m:sty m:val="p"/>
+              </m:rPr>
+              <m:t>RSS</m:t>
+            </m:r>
+          </m:e>
+          <m:sub>
+            <m:r>
+              <m:t>0</m:t>
+            </m:r>
+          </m:sub>
+        </m:sSub>
+        <m:r>
+          <m:rPr>
+            <m:sty m:val="p"/>
+          </m:rPr>
+          <m:t>−</m:t>
+        </m:r>
+        <m:sSub>
+          <m:e>
+            <m:r>
+              <m:rPr>
+                <m:nor/>
+                <m:sty m:val="p"/>
+              </m:rPr>
+              <m:t>RSS</m:t>
+            </m:r>
+          </m:e>
+          <m:sub>
+            <m:r>
+              <m:t>1</m:t>
+            </m:r>
+          </m:sub>
+        </m:sSub>
+        <m:r>
+          <m:rPr>
+            <m:sty m:val="p"/>
+          </m:rPr>
+          <m:t>)</m:t>
+        </m:r>
+        <m:r>
+          <m:rPr>
+            <m:sty m:val="p"/>
+          </m:rPr>
+          <m:t>/</m:t>
+        </m:r>
+        <m:sSub>
+          <m:e>
+            <m:r>
+              <m:rPr>
+                <m:nor/>
+                <m:sty m:val="p"/>
+              </m:rPr>
+              <m:t>RSS</m:t>
+            </m:r>
+          </m:e>
+          <m:sub>
+            <m:r>
+              <m:t>1</m:t>
+            </m:r>
+          </m:sub>
+        </m:sSub>
+      </m:oMath>
+      <w:r>
+        <w:t xml:space="preserve">,</w:t>
+      </w:r>
+      <w:r>
+        <w:t xml:space="preserve"> </w:t>
+      </w:r>
+      <w:r>
+        <w:t xml:space="preserve">which is close to the same value when</w:t>
+      </w:r>
+      <w:r>
+        <w:t xml:space="preserve"> </w:t>
+      </w:r>
+      <m:oMath>
+        <m:r>
+          <m:t>n</m:t>
+        </m:r>
+      </m:oMath>
+      <w:r>
+        <w:t xml:space="preserve"> </w:t>
+      </w:r>
+      <w:r>
+        <w:t xml:space="preserve">is much larger than</w:t>
+      </w:r>
+      <w:r>
+        <w:t xml:space="preserve"> </w:t>
+      </w:r>
+      <m:oMath>
+        <m:r>
+          <m:t>p</m:t>
+        </m:r>
+      </m:oMath>
+      <w:r>
+        <w:t xml:space="preserve">.</w:t>
+      </w:r>
+      <w:r>
+        <w:t xml:space="preserve"> </w:t>
+      </w:r>
+      <w:r>
+        <w:t xml:space="preserve">Under</w:t>
+      </w:r>
+      <w:r>
+        <w:t xml:space="preserve"> </w:t>
+      </w:r>
+      <m:oMath>
+        <m:sSub>
+          <m:e>
+            <m:r>
+              <m:t>H</m:t>
+            </m:r>
+          </m:e>
+          <m:sub>
+            <m:r>
+              <m:t>0</m:t>
+            </m:r>
+          </m:sub>
+        </m:sSub>
+      </m:oMath>
+      <w:r>
+        <w:t xml:space="preserve">,</w:t>
+      </w:r>
+      <w:r>
+        <w:t xml:space="preserve"> </w:t>
+      </w:r>
+      <m:oMath>
+        <m:r>
+          <m:rPr>
+            <m:sty m:val="p"/>
+          </m:rPr>
+          <m:t>Λ</m:t>
+        </m:r>
+      </m:oMath>
+      <w:r>
+        <w:t xml:space="preserve"> </w:t>
+      </w:r>
+      <w:r>
+        <w:t xml:space="preserve">and</w:t>
+      </w:r>
+      <w:r>
+        <w:t xml:space="preserve"> </w:t>
+      </w:r>
+      <m:oMath>
+        <m:r>
+          <m:t>q</m:t>
+        </m:r>
+        <m:r>
+          <m:t>F</m:t>
+        </m:r>
+      </m:oMath>
+      <w:r>
+        <w:t xml:space="preserve"> </w:t>
+      </w:r>
+      <w:r>
+        <w:t xml:space="preserve">therefore have approximately the</w:t>
+      </w:r>
+      <w:r>
+        <w:t xml:space="preserve"> </w:t>
+      </w:r>
+      <m:oMath>
+        <m:sSubSup>
+          <m:e>
+            <m:r>
+              <m:t>χ</m:t>
+            </m:r>
+          </m:e>
+          <m:sub>
+            <m:r>
+              <m:t>q</m:t>
+            </m:r>
+          </m:sub>
+          <m:sup>
+            <m:r>
+              <m:t>2</m:t>
+            </m:r>
+          </m:sup>
+        </m:sSubSup>
+      </m:oMath>
+      <w:r>
+        <w:t xml:space="preserve"> </w:t>
+      </w:r>
+      <w:r>
+        <w:t xml:space="preserve">distribution,</w:t>
+      </w:r>
+      <w:r>
+        <w:t xml:space="preserve"> </w:t>
+      </w:r>
+      <w:r>
+        <w:t xml:space="preserve">but the F-test is exact for Gaussian errors at every</w:t>
+      </w:r>
+      <w:r>
+        <w:t xml:space="preserve"> </w:t>
+      </w:r>
+      <m:oMath>
+        <m:r>
+          <m:t>n</m:t>
+        </m:r>
+      </m:oMath>
+      <w:r>
+        <w:t xml:space="preserve">,</w:t>
+      </w:r>
+      <w:r>
+        <w:t xml:space="preserve"> </w:t>
+      </w:r>
+      <w:r>
+        <w:t xml:space="preserve">while the</w:t>
+      </w:r>
+      <w:r>
+        <w:t xml:space="preserve"> </w:t>
+      </w:r>
+      <w:hyperlink r:id="rId155">
+        <w:r>
+          <w:rPr>
+            <w:rStyle w:val="Hyperlink"/>
+          </w:rPr>
+          <w:t xml:space="preserve">likelihood ratio test</w:t>
+        </w:r>
+      </w:hyperlink>
+      <w:r>
+        <w:t xml:space="preserve"> </w:t>
+      </w:r>
+      <w:r>
+        <w:t xml:space="preserve">holds only approximately.</w:t>
+      </w:r>
+    </w:p>
+    <w:bookmarkEnd w:id="157"/>
+    <w:bookmarkEnd w:id="158"/>
+    <w:bookmarkStart w:id="160" w:name="further-reading"/>
+    <w:p>
+      <w:pPr>
+        <w:pStyle w:val="Heading3"/>
+      </w:pPr>
+      <w:r>
+        <w:t xml:space="preserve">3.6 Further reading</w:t>
+      </w:r>
+    </w:p>
+    <w:p>
+      <w:pPr>
+        <w:pStyle w:val="FirstParagraph"/>
+      </w:pPr>
+      <w:hyperlink r:id="rId159">
         <w:r>
           <w:rPr>
             <w:rStyle w:val="Hyperlink"/>
@@ -54671,9 +59471,9 @@
         <w:t xml:space="preserve">cover linear regression in Chapter 4.</w:t>
       </w:r>
     </w:p>
-    <w:bookmarkEnd w:id="144"/>
-    <w:bookmarkEnd w:id="145"/>
-    <w:bookmarkStart w:id="173" w:name="references"/>
+    <w:bookmarkEnd w:id="160"/>
+    <w:bookmarkEnd w:id="161"/>
+    <w:bookmarkStart w:id="191" w:name="references"/>
     <w:p>
       <w:pPr>
         <w:pStyle w:val="Heading2"/>
@@ -54682,8 +59482,8 @@
         <w:t xml:space="preserve">References</w:t>
       </w:r>
     </w:p>
-    <w:bookmarkStart w:id="172" w:name="refs"/>
-    <w:bookmarkStart w:id="147" w:name="ref-vittinghoff2e"/>
+    <w:bookmarkStart w:id="190" w:name="refs"/>
+    <w:bookmarkStart w:id="163" w:name="ref-vittinghoff2e"/>
     <w:p>
       <w:pPr>
         <w:pStyle w:val="Bibliography"/>
@@ -54716,7 +59516,7 @@
       <w:r>
         <w:t xml:space="preserve"> </w:t>
       </w:r>
-      <w:hyperlink r:id="rId146">
+      <w:hyperlink r:id="rId162">
         <w:r>
           <w:rPr>
             <w:rStyle w:val="Hyperlink"/>
@@ -54728,8 +59528,8 @@
         <w:t xml:space="preserve">.</w:t>
       </w:r>
     </w:p>
-    <w:bookmarkEnd w:id="147"/>
-    <w:bookmarkStart w:id="149" w:name="X9c68751dcff429bb8eebfb08e71b6f746222990"/>
+    <w:bookmarkEnd w:id="163"/>
+    <w:bookmarkStart w:id="165" w:name="X9c68751dcff429bb8eebfb08e71b6f746222990"/>
     <w:p>
       <w:pPr>
         <w:pStyle w:val="Bibliography"/>
@@ -54776,7 +59576,7 @@
       <w:r>
         <w:t xml:space="preserve"> </w:t>
       </w:r>
-      <w:hyperlink r:id="rId148">
+      <w:hyperlink r:id="rId164">
         <w:r>
           <w:rPr>
             <w:rStyle w:val="Hyperlink"/>
@@ -54785,8 +59585,8 @@
         </w:r>
       </w:hyperlink>
     </w:p>
-    <w:bookmarkEnd w:id="149"/>
-    <w:bookmarkStart w:id="150" w:name="ref-hoggtanis2015"/>
+    <w:bookmarkEnd w:id="165"/>
+    <w:bookmarkStart w:id="166" w:name="ref-hoggtanis2015"/>
     <w:p>
       <w:pPr>
         <w:pStyle w:val="Bibliography"/>
@@ -54817,8 +59617,8 @@
         <w:t xml:space="preserve">, Tenth edition. Boston: Pearson, 2019.</w:t>
       </w:r>
     </w:p>
-    <w:bookmarkEnd w:id="150"/>
-    <w:bookmarkStart w:id="151" w:name="ref-rice2007mathematical"/>
+    <w:bookmarkEnd w:id="166"/>
+    <w:bookmarkStart w:id="167" w:name="ref-rice2007mathematical"/>
     <w:p>
       <w:pPr>
         <w:pStyle w:val="Bibliography"/>
@@ -54849,8 +59649,8 @@
         <w:t xml:space="preserve">, 3rd ed. Belmont, CA: Cengage Learning, 2007.</w:t>
       </w:r>
     </w:p>
-    <w:bookmarkEnd w:id="151"/>
-    <w:bookmarkStart w:id="153" w:name="Xa16f107eac264c6362bfc3672301bd764727388"/>
+    <w:bookmarkEnd w:id="167"/>
+    <w:bookmarkStart w:id="169" w:name="Xa16f107eac264c6362bfc3672301bd764727388"/>
     <w:p>
       <w:pPr>
         <w:pStyle w:val="Bibliography"/>
@@ -54897,7 +59697,7 @@
       <w:r>
         <w:t xml:space="preserve"> </w:t>
       </w:r>
-      <w:hyperlink r:id="rId152">
+      <w:hyperlink r:id="rId168">
         <w:r>
           <w:rPr>
             <w:rStyle w:val="Hyperlink"/>
@@ -54906,8 +59706,8 @@
         </w:r>
       </w:hyperlink>
     </w:p>
-    <w:bookmarkEnd w:id="153"/>
-    <w:bookmarkStart w:id="155" w:name="X77ec95df2e524293cd476e93fa6c354ef0dc636"/>
+    <w:bookmarkEnd w:id="169"/>
+    <w:bookmarkStart w:id="171" w:name="X77ec95df2e524293cd476e93fa6c354ef0dc636"/>
     <w:p>
       <w:pPr>
         <w:pStyle w:val="Bibliography"/>
@@ -54954,7 +59754,7 @@
       <w:r>
         <w:t xml:space="preserve"> </w:t>
       </w:r>
-      <w:hyperlink r:id="rId154">
+      <w:hyperlink r:id="rId170">
         <w:r>
           <w:rPr>
             <w:rStyle w:val="Hyperlink"/>
@@ -54963,8 +59763,8 @@
         </w:r>
       </w:hyperlink>
     </w:p>
-    <w:bookmarkEnd w:id="155"/>
-    <w:bookmarkStart w:id="157" w:name="ref-wikipedia_linear_regression"/>
+    <w:bookmarkEnd w:id="171"/>
+    <w:bookmarkStart w:id="173" w:name="ref-wikipedia_linear_regression"/>
     <w:p>
       <w:pPr>
         <w:pStyle w:val="Bibliography"/>
@@ -55011,7 +59811,7 @@
       <w:r>
         <w:t xml:space="preserve"> </w:t>
       </w:r>
-      <w:hyperlink r:id="rId156">
+      <w:hyperlink r:id="rId172">
         <w:r>
           <w:rPr>
             <w:rStyle w:val="Hyperlink"/>
@@ -55020,8 +59820,8 @@
         </w:r>
       </w:hyperlink>
     </w:p>
-    <w:bookmarkEnd w:id="157"/>
-    <w:bookmarkStart w:id="159" w:name="ref-wikipedia_simple_linear_regression"/>
+    <w:bookmarkEnd w:id="173"/>
+    <w:bookmarkStart w:id="175" w:name="ref-wikipedia_simple_linear_regression"/>
     <w:p>
       <w:pPr>
         <w:pStyle w:val="Bibliography"/>
@@ -55068,7 +59868,7 @@
       <w:r>
         <w:t xml:space="preserve"> </w:t>
       </w:r>
-      <w:hyperlink r:id="rId158">
+      <w:hyperlink r:id="rId174">
         <w:r>
           <w:rPr>
             <w:rStyle w:val="Hyperlink"/>
@@ -55077,8 +59877,8 @@
         </w:r>
       </w:hyperlink>
     </w:p>
-    <w:bookmarkEnd w:id="159"/>
-    <w:bookmarkStart w:id="161" w:name="ref-wikipedia_residual_sum_of_squares"/>
+    <w:bookmarkEnd w:id="175"/>
+    <w:bookmarkStart w:id="177" w:name="ref-wikipedia_residual_sum_of_squares"/>
     <w:p>
       <w:pPr>
         <w:pStyle w:val="Bibliography"/>
@@ -55125,7 +59925,7 @@
       <w:r>
         <w:t xml:space="preserve"> </w:t>
       </w:r>
-      <w:hyperlink r:id="rId160">
+      <w:hyperlink r:id="rId176">
         <w:r>
           <w:rPr>
             <w:rStyle w:val="Hyperlink"/>
@@ -55134,8 +59934,8 @@
         </w:r>
       </w:hyperlink>
     </w:p>
-    <w:bookmarkEnd w:id="161"/>
-    <w:bookmarkStart w:id="163" w:name="ref-wikipedia_ordinary_least_squares"/>
+    <w:bookmarkEnd w:id="177"/>
+    <w:bookmarkStart w:id="179" w:name="ref-wikipedia_ordinary_least_squares"/>
     <w:p>
       <w:pPr>
         <w:pStyle w:val="Bibliography"/>
@@ -55182,7 +59982,7 @@
       <w:r>
         <w:t xml:space="preserve"> </w:t>
       </w:r>
-      <w:hyperlink r:id="rId162">
+      <w:hyperlink r:id="rId178">
         <w:r>
           <w:rPr>
             <w:rStyle w:val="Hyperlink"/>
@@ -55191,8 +59991,8 @@
         </w:r>
       </w:hyperlink>
     </w:p>
-    <w:bookmarkEnd w:id="163"/>
-    <w:bookmarkStart w:id="165" w:name="ref-hutchinson_wwu_ml_videos"/>
+    <w:bookmarkEnd w:id="179"/>
+    <w:bookmarkStart w:id="181" w:name="ref-hutchinson_wwu_ml_videos"/>
     <w:p>
       <w:pPr>
         <w:pStyle w:val="Bibliography"/>
@@ -55245,7 +60045,7 @@
       <w:r>
         <w:t xml:space="preserve"> </w:t>
       </w:r>
-      <w:hyperlink r:id="rId164">
+      <w:hyperlink r:id="rId180">
         <w:r>
           <w:rPr>
             <w:rStyle w:val="Hyperlink"/>
@@ -55254,8 +60054,8 @@
         </w:r>
       </w:hyperlink>
     </w:p>
-    <w:bookmarkEnd w:id="165"/>
-    <w:bookmarkStart w:id="167" w:name="ref-CaseBerg01"/>
+    <w:bookmarkEnd w:id="181"/>
+    <w:bookmarkStart w:id="183" w:name="ref-CaseBerg01"/>
     <w:p>
       <w:pPr>
         <w:pStyle w:val="Bibliography"/>
@@ -55288,7 +60088,7 @@
       <w:r>
         <w:t xml:space="preserve"> </w:t>
       </w:r>
-      <w:hyperlink r:id="rId166">
+      <w:hyperlink r:id="rId182">
         <w:r>
           <w:rPr>
             <w:rStyle w:val="Hyperlink"/>
@@ -55297,8 +60097,8 @@
         </w:r>
       </w:hyperlink>
     </w:p>
-    <w:bookmarkEnd w:id="167"/>
-    <w:bookmarkStart w:id="169" w:name="ref-wikipedia_total_sum_of_squares"/>
+    <w:bookmarkEnd w:id="183"/>
+    <w:bookmarkStart w:id="185" w:name="ref-wikipedia_total_sum_of_squares"/>
     <w:p>
       <w:pPr>
         <w:pStyle w:val="Bibliography"/>
@@ -55345,7 +60145,7 @@
       <w:r>
         <w:t xml:space="preserve"> </w:t>
       </w:r>
-      <w:hyperlink r:id="rId168">
+      <w:hyperlink r:id="rId184">
         <w:r>
           <w:rPr>
             <w:rStyle w:val="Hyperlink"/>
@@ -55354,8 +60154,8 @@
         </w:r>
       </w:hyperlink>
     </w:p>
-    <w:bookmarkEnd w:id="169"/>
-    <w:bookmarkStart w:id="171" w:name="X0d0d355937664870ae38fa71453bbcd35dcecab"/>
+    <w:bookmarkEnd w:id="185"/>
+    <w:bookmarkStart w:id="187" w:name="X0d0d355937664870ae38fa71453bbcd35dcecab"/>
     <w:p>
       <w:pPr>
         <w:pStyle w:val="Bibliography"/>
@@ -55402,7 +60202,7 @@
       <w:r>
         <w:t xml:space="preserve"> </w:t>
       </w:r>
-      <w:hyperlink r:id="rId170">
+      <w:hyperlink r:id="rId186">
         <w:r>
           <w:rPr>
             <w:rStyle w:val="Hyperlink"/>
@@ -55411,9 +60211,55 @@
         </w:r>
       </w:hyperlink>
     </w:p>
-    <w:bookmarkEnd w:id="171"/>
-    <w:bookmarkEnd w:id="172"/>
-    <w:bookmarkEnd w:id="173"/>
+    <w:bookmarkEnd w:id="187"/>
+    <w:bookmarkStart w:id="189" w:name="ref-dobson4e"/>
+    <w:p>
+      <w:pPr>
+        <w:pStyle w:val="Bibliography"/>
+      </w:pPr>
+      <w:r>
+        <w:t xml:space="preserve">[15]</w:t>
+      </w:r>
+      <w:r>
+        <w:t xml:space="preserve"> </w:t>
+      </w:r>
+      <w:r>
+        <w:t xml:space="preserve">	</w:t>
+      </w:r>
+      <w:r>
+        <w:t xml:space="preserve">A. J. Dobson and A. G. Barnett,</w:t>
+      </w:r>
+      <w:r>
+        <w:t xml:space="preserve"> </w:t>
+      </w:r>
+      <w:r>
+        <w:rPr>
+          <w:i/>
+          <w:iCs/>
+        </w:rPr>
+        <w:t xml:space="preserve">An introduction to generalized linear models</w:t>
+      </w:r>
+      <w:r>
+        <w:t xml:space="preserve">, 4th ed. CRC press, 2018. doi:</w:t>
+      </w:r>
+      <w:r>
+        <w:t xml:space="preserve"> </w:t>
+      </w:r>
+      <w:hyperlink r:id="rId188">
+        <w:r>
+          <w:rPr>
+            <w:rStyle w:val="Hyperlink"/>
+          </w:rPr>
+          <w:t xml:space="preserve">10.1201/9781315182780</w:t>
+        </w:r>
+      </w:hyperlink>
+      <w:r>
+        <w:t xml:space="preserve">.</w:t>
+      </w:r>
+    </w:p>
+    <w:bookmarkEnd w:id="189"/>
+    <w:bookmarkEnd w:id="190"/>
+    <w:bookmarkEnd w:id="191"/>
     <w:sectPr>
       <w:footnotePr>
         <w:numRestart w:val="eachSect"/>
